--- a/tests/corpus_v2/docs/sale_0002.docx
+++ b/tests/corpus_v2/docs/sale_0002.docx
@@ -21,7 +21,13 @@
         <w:rPr>
           <w:b/>
         </w:rPr>
-        <w:t xml:space="preserve">№ 198/2024-К</w:t>
+        <w:t xml:space="preserve">№ </w:t>
+      </w:r>
+      <w:r>
+        <w:rPr>
+          <w:b/>
+        </w:rPr>
+        <w:t xml:space="preserve">52/25</w:t>
       </w:r>
     </w:p>
     <w:p/>
@@ -33,7 +39,7 @@
         <w:t xml:space="preserve">     </w:t>
       </w:r>
       <w:r>
-        <w:t xml:space="preserve">«13» июля 2024 г.</w:t>
+        <w:t xml:space="preserve">13.07.2024 г.</w:t>
       </w:r>
     </w:p>
     <w:p/>
@@ -108,10 +114,10 @@
         <w:t xml:space="preserve">, именуемая в дальнейшем «Покупатель»</w:t>
       </w:r>
       <w:r>
-        <w:t xml:space="preserve">, с другой стороны, совместно именуемые «Стороны», заключили настоящий </w:t>
-      </w:r>
-      <w:r>
-        <w:t xml:space="preserve">Договор № 10/2024-К</w:t>
+        <w:t xml:space="preserve">, с другой стороны, совместно именуемые «Стороны», заключили настоящий Договор № </w:t>
+      </w:r>
+      <w:r>
+        <w:t xml:space="preserve">19532/458-сс</w:t>
       </w:r>
       <w:r>
         <w:t xml:space="preserve"> (далее — Договор) о нижеследующем:</w:t>
@@ -169,7 +175,13 @@
         <w:t xml:space="preserve">Расчёты производятся через аккредитив, открываемый Покупателем. Сумма аккредитива: </w:t>
       </w:r>
       <w:r>
-        <w:t xml:space="preserve">50 000 рублей</w:t>
+        <w:t xml:space="preserve">Четыреста шестьдесят три тысячи два рубля</w:t>
+      </w:r>
+      <w:r>
+        <w:t xml:space="preserve">, </w:t>
+      </w:r>
+      <w:r>
+        <w:t xml:space="preserve">Без НДС</w:t>
       </w:r>
       <w:r>
         <w:t xml:space="preserve">.</w:t>
@@ -189,16 +201,10 @@
         <w:t xml:space="preserve">2.1. Общая цена Договора: </w:t>
       </w:r>
       <w:r>
-        <w:t xml:space="preserve">включая НДС </w:t>
-      </w:r>
-      <w:r>
-        <w:t xml:space="preserve">22%</w:t>
-      </w:r>
-      <w:r>
-        <w:t xml:space="preserve"> в размере </w:t>
-      </w:r>
-      <w:r>
-        <w:t xml:space="preserve">98 929 (Девяносто восемь тысяч девятьсот двадцать девять) рублей</w:t>
+        <w:t xml:space="preserve">не менее 4910000 (Четырёх миллионов девятисот десяти тысяч) рублей 50 копеек</w:t>
+      </w:r>
+      <w:r>
+        <w:t xml:space="preserve">, НДС не облагается, т.к. применяется УСН</w:t>
       </w:r>
       <w:r>
         <w:t xml:space="preserve">.</w:t>
@@ -209,7 +215,7 @@
         <w:t xml:space="preserve">2.2. Налог: </w:t>
       </w:r>
       <w:r>
-        <w:t xml:space="preserve">20 (двадцать) процентов</w:t>
+        <w:t xml:space="preserve">1/150 ключевой ставки ЦБ РФ от общей суммы счета</w:t>
       </w:r>
       <w:r>
         <w:t xml:space="preserve">.</w:t>
@@ -220,7 +226,7 @@
         <w:t xml:space="preserve">2.3. Срок оплаты — </w:t>
       </w:r>
       <w:r>
-        <w:t xml:space="preserve">не более 60 месяцев с момента заключения кредитного договора</w:t>
+        <w:t xml:space="preserve">в течение тридцати банковских дней с момента поступления денежных средств на расчетный счет</w:t>
       </w:r>
       <w:r>
         <w:t xml:space="preserve">.</w:t>
@@ -300,7 +306,7 @@
         <w:t xml:space="preserve">. Цена — </w:t>
       </w:r>
       <w:r>
-        <w:t xml:space="preserve">Без НДС</w:t>
+        <w:t xml:space="preserve">цена Контракта составляет ______ рублей ______ копеек</w:t>
       </w:r>
       <w:r>
         <w:t xml:space="preserve">.</w:t>
@@ -348,7 +354,7 @@
         <w:t xml:space="preserve">3.3. Срок исполнения обязательств — </w:t>
       </w:r>
       <w:r>
-        <w:t xml:space="preserve">в течение 5 банковских дней с даты подписания Сторонами акта сдачи-приемки оказанных услуг</w:t>
+        <w:t xml:space="preserve">в течение 60 календарных дней с даты подписания Сторонами акта сдачи-приемки оказанных услуг</w:t>
       </w:r>
       <w:r>
         <w:t xml:space="preserve">.</w:t>
@@ -379,13 +385,19 @@
         <w:t xml:space="preserve">Размер неустойки за нарушение сроков оплаты: </w:t>
       </w:r>
       <w:r>
-        <w:t xml:space="preserve">0,5 (пяти десятых) % от цены Договора</w:t>
+        <w:t xml:space="preserve">21% от стоимости неоплаченных работ</w:t>
+      </w:r>
+      <w:r>
+        <w:t xml:space="preserve">, но не более </w:t>
+      </w:r>
+      <w:r>
+        <w:t xml:space="preserve">0,2 % от цены Договора</w:t>
       </w:r>
       <w:r>
         <w:t xml:space="preserve">. Предельный размер ответственности: </w:t>
       </w:r>
       <w:r>
-        <w:t xml:space="preserve">0,1% за каждый день просрочки</w:t>
+        <w:t xml:space="preserve">1/130 ключевой ставки ЦБ РФ от цены Договора</w:t>
       </w:r>
       <w:r>
         <w:t xml:space="preserve">.</w:t>
@@ -407,7 +419,7 @@
         <w:t xml:space="preserve">Сторона, для которой создалась невозможность исполнения, обязана уведомить другую Сторону. Срок уведомления — </w:t>
       </w:r>
       <w:r>
-        <w:t xml:space="preserve">в течение 3 рабочих дней с момента выставления счета</w:t>
+        <w:t xml:space="preserve">в течение семи дней с момента заключения контракта</w:t>
       </w:r>
       <w:r>
         <w:t xml:space="preserve">.</w:t>
@@ -421,7 +433,7 @@
         <w:t xml:space="preserve">Все споры и разногласия решаются путём переговоров. Претензионный порядок обязателен, срок ответа на претензию — </w:t>
       </w:r>
       <w:r>
-        <w:t xml:space="preserve">в течение 10 рабочих дней с момента подписания акта</w:t>
+        <w:t xml:space="preserve">не позднее 13.02.2025</w:t>
       </w:r>
       <w:r>
         <w:t xml:space="preserve">.</w:t>
@@ -451,6 +463,72 @@
       </w:r>
       <w:r>
         <w:t xml:space="preserve">тИтОвА Анна</w:t>
+      </w:r>
+    </w:p>
+    <w:p/>
+    <w:p/>
+    <w:p>
+      <w:r>
+        <w:rPr>
+          <w:b/>
+        </w:rPr>
+        <w:t xml:space="preserve">9. КОНТРОЛЬНЫЕ ВЕЛИЧИНЫ</w:t>
+      </w:r>
+    </w:p>
+    <w:p>
+      <w:r>
+        <w:t xml:space="preserve">9.1. Контрольная запись: </w:t>
+      </w:r>
+      <w:r>
+        <w:t xml:space="preserve">42/2025-Д</w:t>
+      </w:r>
+      <w:r>
+        <w:t xml:space="preserve">.</w:t>
+      </w:r>
+    </w:p>
+    <w:p>
+      <w:r>
+        <w:t xml:space="preserve">9.2. Контрольная запись: </w:t>
+      </w:r>
+      <w:r>
+        <w:rPr>
+          <w:b/>
+        </w:rPr>
+        <w:t xml:space="preserve">55 3</w:t>
+      </w:r>
+      <w:r>
+        <w:t xml:space="preserve">00 002,9 рубля</w:t>
+      </w:r>
+      <w:r>
+        <w:t xml:space="preserve">.</w:t>
+      </w:r>
+    </w:p>
+    <w:p>
+      <w:r>
+        <w:t xml:space="preserve">9.3. Контрольная запись: </w:t>
+      </w:r>
+      <w:r>
+        <w:rPr>
+          <w:b/>
+        </w:rPr>
+        <w:t xml:space="preserve">1/3</w:t>
+      </w:r>
+      <w:r>
+        <w:t xml:space="preserve">00 ключевой ставки ЦБ РФ за каждый день просрочки</w:t>
+      </w:r>
+      <w:r>
+        <w:t xml:space="preserve">.</w:t>
+      </w:r>
+    </w:p>
+    <w:p>
+      <w:r>
+        <w:t xml:space="preserve">9.4. Контрольная запись: </w:t>
+      </w:r>
+      <w:r>
+        <w:t xml:space="preserve">в течение Ч5 календарных дней</w:t>
+      </w:r>
+      <w:r>
+        <w:t xml:space="preserve">.</w:t>
       </w:r>
     </w:p>
     <w:p/>
@@ -510,7 +588,7 @@
               <w:t xml:space="preserve">Адрес регистрации: </w:t>
             </w:r>
             <w:r>
-              <w:t xml:space="preserve">ш. Советская, д. 58, пгт. Софрино, Ленинградская обл.</w:t>
+              <w:t xml:space="preserve">наб. Кирова, д. 90, рп. Обухово, Новосибирская обл.</w:t>
             </w:r>
           </w:p>
           <w:p>
@@ -549,7 +627,7 @@
               <w:t xml:space="preserve">Тел.: </w:t>
             </w:r>
             <w:r>
-              <w:t xml:space="preserve">+7 (499) 527-44-47</w:t>
+              <w:t xml:space="preserve">+7 (495) 143-38-11</w:t>
             </w:r>
           </w:p>
           <w:p>
@@ -600,7 +678,7 @@
               <w:t xml:space="preserve">Адрес регистрации: </w:t>
             </w:r>
             <w:r>
-              <w:t xml:space="preserve">просп. Промышленная, д. 39, пгт. Софрино, Московская обл.</w:t>
+              <w:t xml:space="preserve">пер. Космонавтов, д. 37, д. Малые Вязёмы, Ленинградская обл.</w:t>
             </w:r>
           </w:p>
           <w:p>
@@ -639,7 +717,7 @@
               <w:t xml:space="preserve">Тел.: </w:t>
             </w:r>
             <w:r>
-              <w:t xml:space="preserve">+7 (843) 500-77-59</w:t>
+              <w:t xml:space="preserve">+7 (846) 831-30-24</w:t>
             </w:r>
           </w:p>
           <w:p>
@@ -647,7 +725,7 @@
               <w:t xml:space="preserve">E-mail: </w:t>
             </w:r>
             <w:r>
-              <w:t xml:space="preserve">titova@romashka.ru</w:t>
+              <w:t xml:space="preserve">titova@corp-tehno.ru</w:t>
             </w:r>
           </w:p>
           <w:p/>
@@ -794,19 +872,19 @@
         <w:t xml:space="preserve">Реквизиты для возврата: </w:t>
       </w:r>
       <w:r>
-        <w:t xml:space="preserve">141300, г. Сергиев Посад, наб. Садовая, д. 64, кв. 128</w:t>
+        <w:t xml:space="preserve">344002, г. Ростов-на-Дону, проезд Пушкина, д. 14, кв. 23</w:t>
       </w:r>
       <w:r>
         <w:t xml:space="preserve">, ИНН </w:t>
       </w:r>
       <w:r>
-        <w:t xml:space="preserve">1329935095</w:t>
+        <w:t xml:space="preserve">6414355961</w:t>
       </w:r>
       <w:r>
         <w:t xml:space="preserve">, контакт: </w:t>
       </w:r>
       <w:r>
-        <w:t xml:space="preserve">Морозова Дарья Дмитриевна</w:t>
+        <w:t xml:space="preserve">Волкова Мария Павловна</w:t>
       </w:r>
     </w:p>
   </w:footnote>

--- a/tests/corpus_v2/docs/sale_0002.docx
+++ b/tests/corpus_v2/docs/sale_0002.docx
@@ -480,7 +480,13 @@
         <w:t xml:space="preserve">9.1. Контрольная запись: </w:t>
       </w:r>
       <w:r>
-        <w:t xml:space="preserve">42/2025-Д</w:t>
+        <w:rPr>
+          <w:b/>
+        </w:rPr>
+        <w:t xml:space="preserve">42/20</w:t>
+      </w:r>
+      <w:r>
+        <w:t xml:space="preserve">25-Д</w:t>
       </w:r>
       <w:r>
         <w:t xml:space="preserve">.</w:t>

--- a/tests/corpus_v2/docs/sale_0002.docx
+++ b/tests/corpus_v2/docs/sale_0002.docx
@@ -27,7 +27,7 @@
         <w:rPr>
           <w:b/>
         </w:rPr>
-        <w:t xml:space="preserve">52/25</w:t>
+        <w:t xml:space="preserve">53572/485-сс</w:t>
       </w:r>
     </w:p>
     <w:p/>
@@ -117,7 +117,7 @@
         <w:t xml:space="preserve">, с другой стороны, совместно именуемые «Стороны», заключили настоящий Договор № </w:t>
       </w:r>
       <w:r>
-        <w:t xml:space="preserve">19532/458-сс</w:t>
+        <w:t xml:space="preserve">10/2024-К</w:t>
       </w:r>
       <w:r>
         <w:t xml:space="preserve"> (далее — Договор) о нижеследующем:</w:t>
@@ -175,7 +175,7 @@
         <w:t xml:space="preserve">Расчёты производятся через аккредитив, открываемый Покупателем. Сумма аккредитива: </w:t>
       </w:r>
       <w:r>
-        <w:t xml:space="preserve">Четыреста шестьдесят три тысячи два рубля</w:t>
+        <w:t xml:space="preserve">Два миллиона триста восемьдесят тысяч два рубля</w:t>
       </w:r>
       <w:r>
         <w:t xml:space="preserve">, </w:t>
@@ -201,7 +201,7 @@
         <w:t xml:space="preserve">2.1. Общая цена Договора: </w:t>
       </w:r>
       <w:r>
-        <w:t xml:space="preserve">не менее 4910000 (Четырёх миллионов девятисот десяти тысяч) рублей 50 копеек</w:t>
+        <w:t xml:space="preserve">не менее 8500000 (Восьми миллионов пятисот тысяч) рублей 50 копеек</w:t>
       </w:r>
       <w:r>
         <w:t xml:space="preserve">, НДС не облагается, т.к. применяется УСН</w:t>
@@ -483,10 +483,10 @@
         <w:rPr>
           <w:b/>
         </w:rPr>
-        <w:t xml:space="preserve">42/20</w:t>
-      </w:r>
-      <w:r>
-        <w:t xml:space="preserve">25-Д</w:t>
+        <w:t xml:space="preserve">52</w:t>
+      </w:r>
+      <w:r>
+        <w:t xml:space="preserve">943/735-сс</w:t>
       </w:r>
       <w:r>
         <w:t xml:space="preserve">.</w:t>
@@ -500,7 +500,7 @@
         <w:rPr>
           <w:b/>
         </w:rPr>
-        <w:t xml:space="preserve">55 3</w:t>
+        <w:t xml:space="preserve">62 8</w:t>
       </w:r>
       <w:r>
         <w:t xml:space="preserve">00 002,9 рубля</w:t>

--- a/tests/corpus_v2/docs/sale_0002.docx
+++ b/tests/corpus_v2/docs/sale_0002.docx
@@ -54,7 +54,7 @@
         <w:t xml:space="preserve">паспорт </w:t>
       </w:r>
       <w:r>
-        <w:t xml:space="preserve">30 09 242640</w:t>
+        <w:t xml:space="preserve">79 14 599320</w:t>
       </w:r>
       <w:r>
         <w:t xml:space="preserve">, выдан </w:t>
@@ -90,7 +90,7 @@
         <w:t xml:space="preserve">паспорт </w:t>
       </w:r>
       <w:r>
-        <w:t xml:space="preserve">21 17 122959</w:t>
+        <w:t xml:space="preserve">23 18 997603</w:t>
       </w:r>
       <w:r>
         <w:t xml:space="preserve">, выдан </w:t>
@@ -108,7 +108,7 @@
         <w:t xml:space="preserve">, код подразделения </w:t>
       </w:r>
       <w:r>
-        <w:t xml:space="preserve">094-925</w:t>
+        <w:t xml:space="preserve">121-094</w:t>
       </w:r>
       <w:r>
         <w:t xml:space="preserve">, именуемая в дальнейшем «Покупатель»</w:t>
@@ -303,6 +303,12 @@
         <w:t xml:space="preserve">МКАС при ТПП РФ</w:t>
       </w:r>
       <w:r>
+        <w:t xml:space="preserve">. Товар отгружается с сопроводительным документом паспорт качества № </w:t>
+      </w:r>
+      <w:r>
+        <w:t xml:space="preserve">64 07 784502</w:t>
+      </w:r>
+      <w:r>
         <w:t xml:space="preserve">. Цена — </w:t>
       </w:r>
       <w:r>
@@ -326,7 +332,7 @@
         <w:t xml:space="preserve">3.1. Место исполнения обязательств: </w:t>
       </w:r>
       <w:r>
-        <w:t xml:space="preserve">бул. Мира, д. 61, с. Ивановское, Краснодарский край</w:t>
+        <w:t xml:space="preserve">проезд Лесная, д. 25, пгт. Софрино, Ленинградская обл.</w:t>
       </w:r>
       <w:r>
         <w:t xml:space="preserve">.</w:t>
@@ -343,7 +349,7 @@
         <w:t xml:space="preserve"> по телефону </w:t>
       </w:r>
       <w:r>
-        <w:t xml:space="preserve">+7 (383) 479-80-36</w:t>
+        <w:t xml:space="preserve">+7 (383) 315-88-80</w:t>
       </w:r>
       <w:r>
         <w:t xml:space="preserve">.</w:t>
@@ -354,7 +360,7 @@
         <w:t xml:space="preserve">3.3. Срок исполнения обязательств — </w:t>
       </w:r>
       <w:r>
-        <w:t xml:space="preserve">в течение 60 календарных дней с даты подписания Сторонами акта сдачи-приемки оказанных услуг</w:t>
+        <w:t xml:space="preserve">в течение 7 календарных дней с даты подписания Сторонами акта сдачи-приемки оказанных услуг</w:t>
       </w:r>
       <w:r>
         <w:t xml:space="preserve">.</w:t>
@@ -385,7 +391,7 @@
         <w:t xml:space="preserve">Размер неустойки за нарушение сроков оплаты: </w:t>
       </w:r>
       <w:r>
-        <w:t xml:space="preserve">21% от стоимости неоплаченных работ</w:t>
+        <w:t xml:space="preserve">15% от стоимости неоплаченных работ</w:t>
       </w:r>
       <w:r>
         <w:t xml:space="preserve">, но не более </w:t>
@@ -419,7 +425,7 @@
         <w:t xml:space="preserve">Сторона, для которой создалась невозможность исполнения, обязана уведомить другую Сторону. Срок уведомления — </w:t>
       </w:r>
       <w:r>
-        <w:t xml:space="preserve">в течение семи дней с момента заключения контракта</w:t>
+        <w:t xml:space="preserve">в течение пяти дней с момента заключения контракта</w:t>
       </w:r>
       <w:r>
         <w:t xml:space="preserve">.</w:t>
@@ -433,7 +439,7 @@
         <w:t xml:space="preserve">Все споры и разногласия решаются путём переговоров. Претензионный порядок обязателен, срок ответа на претензию — </w:t>
       </w:r>
       <w:r>
-        <w:t xml:space="preserve">не позднее 13.02.2025</w:t>
+        <w:t xml:space="preserve">не позднее 03.06.2025</w:t>
       </w:r>
       <w:r>
         <w:t xml:space="preserve">.</w:t>
@@ -483,10 +489,10 @@
         <w:rPr>
           <w:b/>
         </w:rPr>
-        <w:t xml:space="preserve">52</w:t>
-      </w:r>
-      <w:r>
-        <w:t xml:space="preserve">943/735-сс</w:t>
+        <w:t xml:space="preserve">98</w:t>
+      </w:r>
+      <w:r>
+        <w:t xml:space="preserve">584/059-сс</w:t>
       </w:r>
       <w:r>
         <w:t xml:space="preserve">.</w:t>
@@ -500,10 +506,10 @@
         <w:rPr>
           <w:b/>
         </w:rPr>
-        <w:t xml:space="preserve">62 8</w:t>
-      </w:r>
-      <w:r>
-        <w:t xml:space="preserve">00 002,9 рубля</w:t>
+        <w:t xml:space="preserve">93 8</w:t>
+      </w:r>
+      <w:r>
+        <w:t xml:space="preserve">00 002,7 рубля</w:t>
       </w:r>
       <w:r>
         <w:t xml:space="preserve">.</w:t>
@@ -531,7 +537,7 @@
         <w:t xml:space="preserve">9.4. Контрольная запись: </w:t>
       </w:r>
       <w:r>
-        <w:t xml:space="preserve">в течение Ч5 календарных дней</w:t>
+        <w:t xml:space="preserve">в тeчение 14 (Четырнадцати) рабочих дней со дня предъявления требования</w:t>
       </w:r>
       <w:r>
         <w:t xml:space="preserve">.</w:t>
@@ -594,7 +600,7 @@
               <w:t xml:space="preserve">Адрес регистрации: </w:t>
             </w:r>
             <w:r>
-              <w:t xml:space="preserve">наб. Кирова, д. 90, рп. Обухово, Новосибирская обл.</w:t>
+              <w:t xml:space="preserve">ул. Победы, д. 63, пос. Заречный, Тверская обл.</w:t>
             </w:r>
           </w:p>
           <w:p>
@@ -602,7 +608,7 @@
               <w:t xml:space="preserve">Паспорт </w:t>
             </w:r>
             <w:r>
-              <w:t xml:space="preserve">30 09 242640</w:t>
+              <w:t xml:space="preserve">79 14 599320</w:t>
             </w:r>
             <w:r>
               <w:t xml:space="preserve">, выдан ТП № 2 ОУФМС России по Московской обл. 16.06.2012</w:t>
@@ -619,13 +625,13 @@
               <w:t xml:space="preserve">СНИЛС </w:t>
             </w:r>
             <w:r>
-              <w:t xml:space="preserve">725-331-939 92</w:t>
+              <w:t xml:space="preserve">331-939-343 82</w:t>
             </w:r>
             <w:r>
               <w:t xml:space="preserve"> ИНН </w:t>
             </w:r>
             <w:r>
-              <w:t xml:space="preserve">969286997422</w:t>
+              <w:t xml:space="preserve">286997472533</w:t>
             </w:r>
           </w:p>
           <w:p>
@@ -633,7 +639,7 @@
               <w:t xml:space="preserve">Тел.: </w:t>
             </w:r>
             <w:r>
-              <w:t xml:space="preserve">+7 (495) 143-38-11</w:t>
+              <w:t xml:space="preserve">+7 (383) 597-57-84</w:t>
             </w:r>
           </w:p>
           <w:p>
@@ -641,7 +647,7 @@
               <w:t xml:space="preserve">E-mail: </w:t>
             </w:r>
             <w:r>
-              <w:t xml:space="preserve">popov@romashka.ru</w:t>
+              <w:t xml:space="preserve">popov@inbox.ru</w:t>
             </w:r>
           </w:p>
           <w:p/>
@@ -684,7 +690,7 @@
               <w:t xml:space="preserve">Адрес регистрации: </w:t>
             </w:r>
             <w:r>
-              <w:t xml:space="preserve">пер. Космонавтов, д. 37, д. Малые Вязёмы, Ленинградская обл.</w:t>
+              <w:t xml:space="preserve">бул. Победы, д. 89, пгт. Софрино, Новосибирская обл.</w:t>
             </w:r>
           </w:p>
           <w:p>
@@ -692,7 +698,7 @@
               <w:t xml:space="preserve">Паспорт </w:t>
             </w:r>
             <w:r>
-              <w:t xml:space="preserve">21 17 122959</w:t>
+              <w:t xml:space="preserve">23 18 997603</w:t>
             </w:r>
             <w:r>
               <w:t xml:space="preserve">, выдан ОВД «Тропарёво» г. Москвы 07.02.2008</w:t>
@@ -701,7 +707,7 @@
               <w:t xml:space="preserve">, код подразделения </w:t>
             </w:r>
             <w:r>
-              <w:t xml:space="preserve">094-925</w:t>
+              <w:t xml:space="preserve">121-094</w:t>
             </w:r>
           </w:p>
           <w:p>
@@ -709,13 +715,13 @@
               <w:t xml:space="preserve">СНИЛС </w:t>
             </w:r>
             <w:r>
-              <w:t xml:space="preserve">898-177-681 01</w:t>
+              <w:t xml:space="preserve">817-768-128 46</w:t>
             </w:r>
             <w:r>
               <w:t xml:space="preserve"> ИНН </w:t>
             </w:r>
             <w:r>
-              <w:t xml:space="preserve">286275023810</w:t>
+              <w:t xml:space="preserve">627502388950</w:t>
             </w:r>
           </w:p>
           <w:p>
@@ -723,7 +729,7 @@
               <w:t xml:space="preserve">Тел.: </w:t>
             </w:r>
             <w:r>
-              <w:t xml:space="preserve">+7 (846) 831-30-24</w:t>
+              <w:t xml:space="preserve">+7 (846) 714-69-48</w:t>
             </w:r>
           </w:p>
           <w:p>
@@ -731,7 +737,7 @@
               <w:t xml:space="preserve">E-mail: </w:t>
             </w:r>
             <w:r>
-              <w:t xml:space="preserve">titova@corp-tehno.ru</w:t>
+              <w:t xml:space="preserve">titova@list.ru</w:t>
             </w:r>
           </w:p>
           <w:p/>
@@ -773,7 +779,7 @@
               <w:t xml:space="preserve">ИНН: </w:t>
             </w:r>
             <w:r>
-              <w:t xml:space="preserve">9692</w:t>
+              <w:t xml:space="preserve">2869</w:t>
             </w:r>
           </w:p>
         </w:tc>
@@ -783,7 +789,7 @@
           </w:tcPr>
           <w:p>
             <w:r>
-              <w:t xml:space="preserve">86997422</w:t>
+              <w:t xml:space="preserve">97472533</w:t>
             </w:r>
           </w:p>
         </w:tc>
@@ -878,19 +884,19 @@
         <w:t xml:space="preserve">Реквизиты для возврата: </w:t>
       </w:r>
       <w:r>
-        <w:t xml:space="preserve">344002, г. Ростов-на-Дону, проезд Пушкина, д. 14, кв. 23</w:t>
+        <w:t xml:space="preserve">170100, г. Тверь, ш. Кирова, д. 13, кв. 195</w:t>
       </w:r>
       <w:r>
         <w:t xml:space="preserve">, ИНН </w:t>
       </w:r>
       <w:r>
-        <w:t xml:space="preserve">6414355961</w:t>
+        <w:t xml:space="preserve">6485355862</w:t>
       </w:r>
       <w:r>
         <w:t xml:space="preserve">, контакт: </w:t>
       </w:r>
       <w:r>
-        <w:t xml:space="preserve">Волкова Мария Павловна</w:t>
+        <w:t xml:space="preserve">Новиков Роман Сергеевич</w:t>
       </w:r>
     </w:p>
   </w:footnote>

--- a/tests/corpus_v2/docs/sale_0002.docx
+++ b/tests/corpus_v2/docs/sale_0002.docx
@@ -72,7 +72,7 @@
         <w:t xml:space="preserve">, код подразделения </w:t>
       </w:r>
       <w:r>
-        <w:t xml:space="preserve">448-818</w:t>
+        <w:t xml:space="preserve">818-641</w:t>
       </w:r>
       <w:r>
         <w:t xml:space="preserve">, именуемый в дальнейшем «Продавец»</w:t>
@@ -108,7 +108,7 @@
         <w:t xml:space="preserve">, код подразделения </w:t>
       </w:r>
       <w:r>
-        <w:t xml:space="preserve">121-094</w:t>
+        <w:t xml:space="preserve">094-925</w:t>
       </w:r>
       <w:r>
         <w:t xml:space="preserve">, именуемая в дальнейшем «Покупатель»</w:t>
@@ -309,6 +309,42 @@
         <w:t xml:space="preserve">64 07 784502</w:t>
       </w:r>
       <w:r>
+        <w:t xml:space="preserve">. К партии приложен паспорт изделия № </w:t>
+      </w:r>
+      <w:r>
+        <w:t xml:space="preserve">93 04 432696</w:t>
+      </w:r>
+      <w:r>
+        <w:t xml:space="preserve">. Оборудование поставляется с паспортом транспортного средства № </w:t>
+      </w:r>
+      <w:r>
+        <w:t xml:space="preserve">61 07 823545</w:t>
+      </w:r>
+      <w:r>
+        <w:t xml:space="preserve">. Приёмка производится согласно техническому паспорту </w:t>
+      </w:r>
+      <w:r>
+        <w:t xml:space="preserve">66 12 577984</w:t>
+      </w:r>
+      <w:r>
+        <w:t xml:space="preserve">. СНИЛС не указан, номер заказа </w:t>
+      </w:r>
+      <w:r>
+        <w:t xml:space="preserve">216-807-631 70</w:t>
+      </w:r>
+      <w:r>
+        <w:t xml:space="preserve">. Дата рождения не проставлена, документ выдан </w:t>
+      </w:r>
+      <w:r>
+        <w:t xml:space="preserve">27.03.2021</w:t>
+      </w:r>
+      <w:r>
+        <w:t xml:space="preserve">. Код подразделения, см. артикул </w:t>
+      </w:r>
+      <w:r>
+        <w:t xml:space="preserve">112-091</w:t>
+      </w:r>
+      <w:r>
         <w:t xml:space="preserve">. Цена — </w:t>
       </w:r>
       <w:r>
@@ -332,7 +368,7 @@
         <w:t xml:space="preserve">3.1. Место исполнения обязательств: </w:t>
       </w:r>
       <w:r>
-        <w:t xml:space="preserve">проезд Лесная, д. 25, пгт. Софрино, Ленинградская обл.</w:t>
+        <w:t xml:space="preserve">ш. Кутузовский, д. 85, пгт. Софрино, Московская обл.</w:t>
       </w:r>
       <w:r>
         <w:t xml:space="preserve">.</w:t>
@@ -349,7 +385,7 @@
         <w:t xml:space="preserve"> по телефону </w:t>
       </w:r>
       <w:r>
-        <w:t xml:space="preserve">+7 (383) 315-88-80</w:t>
+        <w:t xml:space="preserve">+7 (846) 158-84-67</w:t>
       </w:r>
       <w:r>
         <w:t xml:space="preserve">.</w:t>
@@ -360,7 +396,7 @@
         <w:t xml:space="preserve">3.3. Срок исполнения обязательств — </w:t>
       </w:r>
       <w:r>
-        <w:t xml:space="preserve">в течение 7 календарных дней с даты подписания Сторонами акта сдачи-приемки оказанных услуг</w:t>
+        <w:t xml:space="preserve">в течение 60 календарных дней с даты подписания Сторонами акта сдачи-приемки оказанных услуг</w:t>
       </w:r>
       <w:r>
         <w:t xml:space="preserve">.</w:t>
@@ -391,7 +427,7 @@
         <w:t xml:space="preserve">Размер неустойки за нарушение сроков оплаты: </w:t>
       </w:r>
       <w:r>
-        <w:t xml:space="preserve">15% от стоимости неоплаченных работ</w:t>
+        <w:t xml:space="preserve">12% от стоимости неоплаченных работ</w:t>
       </w:r>
       <w:r>
         <w:t xml:space="preserve">, но не более </w:t>
@@ -425,7 +461,7 @@
         <w:t xml:space="preserve">Сторона, для которой создалась невозможность исполнения, обязана уведомить другую Сторону. Срок уведомления — </w:t>
       </w:r>
       <w:r>
-        <w:t xml:space="preserve">в течение пяти дней с момента заключения контракта</w:t>
+        <w:t xml:space="preserve">в течение десяти дней с момента заключения контракта</w:t>
       </w:r>
       <w:r>
         <w:t xml:space="preserve">.</w:t>
@@ -439,7 +475,7 @@
         <w:t xml:space="preserve">Все споры и разногласия решаются путём переговоров. Претензионный порядок обязателен, срок ответа на претензию — </w:t>
       </w:r>
       <w:r>
-        <w:t xml:space="preserve">не позднее 03.06.2025</w:t>
+        <w:t xml:space="preserve">не позднее 14.12.2026</w:t>
       </w:r>
       <w:r>
         <w:t xml:space="preserve">.</w:t>
@@ -489,10 +525,10 @@
         <w:rPr>
           <w:b/>
         </w:rPr>
-        <w:t xml:space="preserve">98</w:t>
-      </w:r>
-      <w:r>
-        <w:t xml:space="preserve">584/059-сс</w:t>
+        <w:t xml:space="preserve">48</w:t>
+      </w:r>
+      <w:r>
+        <w:t xml:space="preserve">793/746-сс</w:t>
       </w:r>
       <w:r>
         <w:t xml:space="preserve">.</w:t>
@@ -506,10 +542,10 @@
         <w:rPr>
           <w:b/>
         </w:rPr>
-        <w:t xml:space="preserve">93 8</w:t>
-      </w:r>
-      <w:r>
-        <w:t xml:space="preserve">00 002,7 рубля</w:t>
+        <w:t xml:space="preserve">5 8</w:t>
+      </w:r>
+      <w:r>
+        <w:t xml:space="preserve">00 002,9 рубля</w:t>
       </w:r>
       <w:r>
         <w:t xml:space="preserve">.</w:t>
@@ -537,7 +573,7 @@
         <w:t xml:space="preserve">9.4. Контрольная запись: </w:t>
       </w:r>
       <w:r>
-        <w:t xml:space="preserve">в тeчение 14 (Четырнадцати) рабочих дней со дня предъявления требования</w:t>
+        <w:t xml:space="preserve">в тeчение 45 (Сорока пяти) рабочих дней со дня предъявления требования</w:t>
       </w:r>
       <w:r>
         <w:t xml:space="preserve">.</w:t>
@@ -592,7 +628,7 @@
               <w:t xml:space="preserve">Дата рождения: </w:t>
             </w:r>
             <w:r>
-              <w:t xml:space="preserve">14.10.1972</w:t>
+              <w:t xml:space="preserve">14/10/1972</w:t>
             </w:r>
           </w:p>
           <w:p>
@@ -600,7 +636,7 @@
               <w:t xml:space="preserve">Адрес регистрации: </w:t>
             </w:r>
             <w:r>
-              <w:t xml:space="preserve">ул. Победы, д. 63, пос. Заречный, Тверская обл.</w:t>
+              <w:t xml:space="preserve">бул. Строителей, д. 63, д. Малые Вязёмы, Свердловская обл.</w:t>
             </w:r>
           </w:p>
           <w:p>
@@ -617,7 +653,7 @@
               <w:t xml:space="preserve">, код подразделения </w:t>
             </w:r>
             <w:r>
-              <w:t xml:space="preserve">448-818</w:t>
+              <w:t xml:space="preserve">818-641</w:t>
             </w:r>
           </w:p>
           <w:p>
@@ -625,13 +661,13 @@
               <w:t xml:space="preserve">СНИЛС </w:t>
             </w:r>
             <w:r>
-              <w:t xml:space="preserve">331-939-343 82</w:t>
+              <w:t xml:space="preserve">319-393-436 96</w:t>
             </w:r>
             <w:r>
               <w:t xml:space="preserve"> ИНН </w:t>
             </w:r>
             <w:r>
-              <w:t xml:space="preserve">286997472533</w:t>
+              <w:t xml:space="preserve">869974725385</w:t>
             </w:r>
           </w:p>
           <w:p>
@@ -639,7 +675,7 @@
               <w:t xml:space="preserve">Тел.: </w:t>
             </w:r>
             <w:r>
-              <w:t xml:space="preserve">+7 (383) 597-57-84</w:t>
+              <w:t xml:space="preserve">+7 (846) 642-77-95</w:t>
             </w:r>
           </w:p>
           <w:p>
@@ -647,7 +683,7 @@
               <w:t xml:space="preserve">E-mail: </w:t>
             </w:r>
             <w:r>
-              <w:t xml:space="preserve">popov@inbox.ru</w:t>
+              <w:t xml:space="preserve">popov@sibtrans.ru</w:t>
             </w:r>
           </w:p>
           <w:p/>
@@ -679,7 +715,7 @@
           </w:p>
           <w:p>
             <w:r>
-              <w:t xml:space="preserve">Дата рождения: </w:t>
+              <w:t xml:space="preserve">Дата рождения (согласно паспортным данным): </w:t>
             </w:r>
             <w:r>
               <w:t xml:space="preserve">06.01.1959</w:t>
@@ -690,7 +726,7 @@
               <w:t xml:space="preserve">Адрес регистрации: </w:t>
             </w:r>
             <w:r>
-              <w:t xml:space="preserve">бул. Победы, д. 89, пгт. Софрино, Новосибирская обл.</w:t>
+              <w:t xml:space="preserve">проезд Гагарина, д. 30, пгт. Софрино, Московская обл.</w:t>
             </w:r>
           </w:p>
           <w:p>
@@ -707,7 +743,7 @@
               <w:t xml:space="preserve">, код подразделения </w:t>
             </w:r>
             <w:r>
-              <w:t xml:space="preserve">121-094</w:t>
+              <w:t xml:space="preserve">094-925</w:t>
             </w:r>
           </w:p>
           <w:p>
@@ -715,13 +751,13 @@
               <w:t xml:space="preserve">СНИЛС </w:t>
             </w:r>
             <w:r>
-              <w:t xml:space="preserve">817-768-128 46</w:t>
+              <w:t xml:space="preserve">177-681-281 15</w:t>
             </w:r>
             <w:r>
               <w:t xml:space="preserve"> ИНН </w:t>
             </w:r>
             <w:r>
-              <w:t xml:space="preserve">627502388950</w:t>
+              <w:t xml:space="preserve">275023889850</w:t>
             </w:r>
           </w:p>
           <w:p>
@@ -729,7 +765,7 @@
               <w:t xml:space="preserve">Тел.: </w:t>
             </w:r>
             <w:r>
-              <w:t xml:space="preserve">+7 (846) 714-69-48</w:t>
+              <w:t xml:space="preserve">+7 (843) 392-80-51</w:t>
             </w:r>
           </w:p>
           <w:p>
@@ -737,7 +773,7 @@
               <w:t xml:space="preserve">E-mail: </w:t>
             </w:r>
             <w:r>
-              <w:t xml:space="preserve">titova@list.ru</w:t>
+              <w:t xml:space="preserve">titova@gmail.com</w:t>
             </w:r>
           </w:p>
           <w:p/>
@@ -779,7 +815,7 @@
               <w:t xml:space="preserve">ИНН: </w:t>
             </w:r>
             <w:r>
-              <w:t xml:space="preserve">2869</w:t>
+              <w:t xml:space="preserve">8699</w:t>
             </w:r>
           </w:p>
         </w:tc>
@@ -789,7 +825,7 @@
           </w:tcPr>
           <w:p>
             <w:r>
-              <w:t xml:space="preserve">97472533</w:t>
+              <w:t xml:space="preserve">74725385</w:t>
             </w:r>
           </w:p>
         </w:tc>
@@ -884,19 +920,19 @@
         <w:t xml:space="preserve">Реквизиты для возврата: </w:t>
       </w:r>
       <w:r>
-        <w:t xml:space="preserve">170100, г. Тверь, ш. Кирова, д. 13, кв. 195</w:t>
+        <w:t xml:space="preserve">630099, г. Новосибирск, ш. Заречная, д. 49, кв. 137</w:t>
       </w:r>
       <w:r>
         <w:t xml:space="preserve">, ИНН </w:t>
       </w:r>
       <w:r>
-        <w:t xml:space="preserve">6485355862</w:t>
+        <w:t xml:space="preserve">2428836770</w:t>
       </w:r>
       <w:r>
         <w:t xml:space="preserve">, контакт: </w:t>
       </w:r>
       <w:r>
-        <w:t xml:space="preserve">Новиков Роман Сергеевич</w:t>
+        <w:t xml:space="preserve">Беляев Роман Андреевич</w:t>
       </w:r>
     </w:p>
   </w:footnote>

--- a/tests/corpus_v2/docs/sale_0002.docx
+++ b/tests/corpus_v2/docs/sale_0002.docx
@@ -354,241 +354,120 @@
         <w:t xml:space="preserve">.</w:t>
       </w:r>
     </w:p>
-    <w:p/>
-    <w:p>
-      <w:r>
-        <w:rPr>
-          <w:b/>
-        </w:rPr>
-        <w:t xml:space="preserve">3. МЕСТО И СРОКИ ИСПОЛНЕНИЯ</w:t>
-      </w:r>
-    </w:p>
-    <w:p>
-      <w:r>
-        <w:t xml:space="preserve">3.1. Место исполнения обязательств: </w:t>
-      </w:r>
-      <w:r>
-        <w:t xml:space="preserve">ш. Кутузовский, д. 85, пгт. Софрино, Московская обл.</w:t>
-      </w:r>
-      <w:r>
-        <w:t xml:space="preserve">.</w:t>
-      </w:r>
-    </w:p>
-    <w:p>
-      <w:r>
-        <w:t xml:space="preserve">3.2. Уведомления направляются </w:t>
-      </w:r>
-      <w:r>
-        <w:t xml:space="preserve">Титовой Анне Михайловне</w:t>
-      </w:r>
-      <w:r>
-        <w:t xml:space="preserve"> по телефону </w:t>
-      </w:r>
-      <w:r>
-        <w:t xml:space="preserve">+7 (846) 158-84-67</w:t>
-      </w:r>
-      <w:r>
-        <w:t xml:space="preserve">.</w:t>
-      </w:r>
-    </w:p>
-    <w:p>
-      <w:r>
-        <w:t xml:space="preserve">3.3. Срок исполнения обязательств — </w:t>
-      </w:r>
-      <w:r>
-        <w:t xml:space="preserve">в течение 60 календарных дней с даты подписания Сторонами акта сдачи-приемки оказанных услуг</w:t>
-      </w:r>
-      <w:r>
-        <w:t xml:space="preserve">.</w:t>
-      </w:r>
-    </w:p>
-    <w:p/>
-    <w:p>
-      <w:r>
-        <w:rPr>
-          <w:b/>
-        </w:rPr>
-        <w:t xml:space="preserve">4. ПРОЧИЕ УСЛОВИЯ</w:t>
-      </w:r>
-    </w:p>
-    <w:p>
-      <w:r>
-        <w:t xml:space="preserve">4.1. </w:t>
-      </w:r>
-      <w:r>
-        <w:t xml:space="preserve">Стороны несут ответственность за неисполнение или ненадлежащее исполнение обязательств в соответствии с законодательством Российской Федерации.</w:t>
-      </w:r>
-    </w:p>
-    <w:p>
-      <w:r>
-        <w:t xml:space="preserve">4.2. </w:t>
-      </w:r>
-      <w:r>
-        <w:t xml:space="preserve">Размер неустойки за нарушение сроков оплаты: </w:t>
-      </w:r>
-      <w:r>
-        <w:t xml:space="preserve">12% от стоимости неоплаченных работ</w:t>
-      </w:r>
-      <w:r>
-        <w:t xml:space="preserve">, но не более </w:t>
-      </w:r>
-      <w:r>
-        <w:t xml:space="preserve">0,2 % от цены Договора</w:t>
-      </w:r>
-      <w:r>
-        <w:t xml:space="preserve">. Предельный размер ответственности: </w:t>
-      </w:r>
-      <w:r>
-        <w:t xml:space="preserve">1/130 ключевой ставки ЦБ РФ от цены Договора</w:t>
-      </w:r>
-      <w:r>
-        <w:t xml:space="preserve">.</w:t>
-      </w:r>
-    </w:p>
-    <w:p>
-      <w:r>
-        <w:t xml:space="preserve">4.3. </w:t>
-      </w:r>
-      <w:r>
-        <w:t xml:space="preserve">Стороны освобождаются от ответственности при наступлении обстоятельств непреодолимой силы, если они прямо повлияли на исполнение обязательств.</w:t>
-      </w:r>
-    </w:p>
-    <w:p>
-      <w:r>
-        <w:t xml:space="preserve">4.4. </w:t>
-      </w:r>
-      <w:r>
-        <w:t xml:space="preserve">Сторона, для которой создалась невозможность исполнения, обязана уведомить другую Сторону. Срок уведомления — </w:t>
-      </w:r>
-      <w:r>
-        <w:t xml:space="preserve">в течение десяти дней с момента заключения контракта</w:t>
-      </w:r>
-      <w:r>
-        <w:t xml:space="preserve">.</w:t>
-      </w:r>
-    </w:p>
-    <w:p>
-      <w:r>
-        <w:t xml:space="preserve">4.5. </w:t>
-      </w:r>
-      <w:r>
-        <w:t xml:space="preserve">Все споры и разногласия решаются путём переговоров. Претензионный порядок обязателен, срок ответа на претензию — </w:t>
-      </w:r>
-      <w:r>
-        <w:t xml:space="preserve">не позднее 14.12.2026</w:t>
-      </w:r>
-      <w:r>
-        <w:t xml:space="preserve">.</w:t>
-      </w:r>
-    </w:p>
-    <w:p/>
-    <w:p/>
-    <w:p>
-      <w:r>
-        <w:rPr>
-          <w:b/>
-        </w:rPr>
-        <w:t xml:space="preserve">10. ДОПОЛНИТЕЛЬНЫЕ СВЕДЕНИЯ О СТОРОНАХ</w:t>
-      </w:r>
-    </w:p>
-    <w:p>
-      <w:r>
-        <w:t xml:space="preserve">Уполномоченный представитель: </w:t>
-      </w:r>
-      <w:r>
-        <w:t xml:space="preserve">Попо­в‍ Егор Петрович</w:t>
-      </w:r>
-    </w:p>
-    <w:p>
-      <w:r>
-        <w:t xml:space="preserve">Согласовано: </w:t>
-      </w:r>
-      <w:r>
-        <w:t xml:space="preserve">тИтОвА Анна</w:t>
-      </w:r>
-    </w:p>
-    <w:p/>
-    <w:p/>
-    <w:p>
-      <w:r>
-        <w:rPr>
-          <w:b/>
-        </w:rPr>
-        <w:t xml:space="preserve">9. КОНТРОЛЬНЫЕ ВЕЛИЧИНЫ</w:t>
-      </w:r>
-    </w:p>
-    <w:p>
-      <w:r>
-        <w:t xml:space="preserve">9.1. Контрольная запись: </w:t>
-      </w:r>
-      <w:r>
-        <w:rPr>
-          <w:b/>
-        </w:rPr>
-        <w:t xml:space="preserve">48</w:t>
-      </w:r>
-      <w:r>
-        <w:t xml:space="preserve">793/746-сс</w:t>
-      </w:r>
-      <w:r>
-        <w:t xml:space="preserve">.</w:t>
-      </w:r>
-    </w:p>
-    <w:p>
-      <w:r>
-        <w:t xml:space="preserve">9.2. Контрольная запись: </w:t>
-      </w:r>
-      <w:r>
-        <w:rPr>
-          <w:b/>
-        </w:rPr>
-        <w:t xml:space="preserve">5 8</w:t>
-      </w:r>
-      <w:r>
-        <w:t xml:space="preserve">00 002,9 рубля</w:t>
-      </w:r>
-      <w:r>
-        <w:t xml:space="preserve">.</w:t>
-      </w:r>
-    </w:p>
-    <w:p>
-      <w:r>
-        <w:t xml:space="preserve">9.3. Контрольная запись: </w:t>
-      </w:r>
-      <w:r>
-        <w:rPr>
-          <w:b/>
-        </w:rPr>
-        <w:t xml:space="preserve">1/3</w:t>
-      </w:r>
-      <w:r>
-        <w:t xml:space="preserve">00 ключевой ставки ЦБ РФ за каждый день просрочки</w:t>
-      </w:r>
-      <w:r>
-        <w:t xml:space="preserve">.</w:t>
-      </w:r>
-    </w:p>
-    <w:p>
-      <w:r>
-        <w:t xml:space="preserve">9.4. Контрольная запись: </w:t>
-      </w:r>
-      <w:r>
-        <w:t xml:space="preserve">в тeчение 45 (Сорока пяти) рабочих дней со дня предъявления требования</w:t>
-      </w:r>
-      <w:r>
-        <w:t xml:space="preserve">.</w:t>
-      </w:r>
-    </w:p>
-    <w:p/>
-    <w:p>
-      <w:r>
-        <w:rPr>
-          <w:b/>
-        </w:rPr>
-        <w:t xml:space="preserve">РЕКВИЗИТЫ И ПОДПИСИ СТОРОН</w:t>
-      </w:r>
-    </w:p>
-    <w:p/>
+    <w:p>
+      <w:r>
+        <w:t xml:space="preserve">2.5. </w:t>
+      </w:r>
+      <w:r>
+        <w:t xml:space="preserve">Товар маркирован штрихкодом </w:t>
+      </w:r>
+      <w:r>
+        <w:t xml:space="preserve">4608262004386</w:t>
+      </w:r>
+      <w:r>
+        <w:t xml:space="preserve">. Код контрагента по ОКПО — </w:t>
+      </w:r>
+      <w:r>
+        <w:t xml:space="preserve">2681984935</w:t>
+      </w:r>
+      <w:r>
+        <w:t xml:space="preserve">. Оборудование учтено под инвентарным номером </w:t>
+      </w:r>
+      <w:r>
+        <w:t xml:space="preserve">040959564</w:t>
+      </w:r>
+      <w:r>
+        <w:t xml:space="preserve">, складской позиции присвоен номер </w:t>
+      </w:r>
+      <w:r>
+        <w:t xml:space="preserve">973535386</w:t>
+      </w:r>
+      <w:r>
+        <w:t xml:space="preserve">.</w:t>
+      </w:r>
+    </w:p>
+    <w:p>
+      <w:r>
+        <w:t xml:space="preserve">2.6. </w:t>
+      </w:r>
+      <w:r>
+        <w:t xml:space="preserve">Оплата по счёту-фактуре на КБК </w:t>
+      </w:r>
+      <w:r>
+        <w:t xml:space="preserve">18210101011011000184</w:t>
+      </w:r>
+      <w:r>
+        <w:t xml:space="preserve">. ИНН не присвоен, регистрационный № </w:t>
+      </w:r>
+      <w:r>
+        <w:t xml:space="preserve">1304278717</w:t>
+      </w:r>
+      <w:r>
+        <w:t xml:space="preserve">. ИНН не присвоен, платёжный документ № </w:t>
+      </w:r>
+      <w:r>
+        <w:t xml:space="preserve">873672256267</w:t>
+      </w:r>
+      <w:r>
+        <w:t xml:space="preserve">. Заказчик действует в лице </w:t>
+      </w:r>
+      <w:r>
+        <w:t xml:space="preserve">уполномоченного представителя</w:t>
+      </w:r>
+      <w:r>
+        <w:t xml:space="preserve">, назначаемого приказом.</w:t>
+      </w:r>
+    </w:p>
+    <w:p>
+      <w:r>
+        <w:t xml:space="preserve">2.7. </w:t>
+      </w:r>
+      <w:r>
+        <w:t xml:space="preserve">Массовая доля влаги в товаре — </w:t>
+      </w:r>
+      <w:r>
+        <w:t xml:space="preserve">не более 12 %</w:t>
+      </w:r>
+      <w:r>
+        <w:t xml:space="preserve">. Товар подлежит хранению </w:t>
+      </w:r>
+      <w:r>
+        <w:t xml:space="preserve">в течение 24 часов</w:t>
+      </w:r>
+      <w:r>
+        <w:t xml:space="preserve"> при температуре не выше +4 °C. Срок исковой давности по требованиям, вытекающим из Договора, составляет </w:t>
+      </w:r>
+      <w:r>
+        <w:t xml:space="preserve">в течение трёх лет</w:t>
+      </w:r>
+      <w:r>
+        <w:t xml:space="preserve">, как установлено статьёй 196 Гражданского кодекса Российской Федерации. Обработка данных ведётся согласно Федеральному закону от 27.07.2006 № 152-ФЗ </w:t>
+      </w:r>
+      <w:r>
+        <w:t xml:space="preserve">«О персональных данных»</w:t>
+      </w:r>
+      <w:r>
+        <w:t xml:space="preserve">. Товар поставляется под маркой </w:t>
+      </w:r>
+      <w:r>
+        <w:t xml:space="preserve">«Стандарт»</w:t>
+      </w:r>
+      <w:r>
+        <w:t xml:space="preserve">. Влажность определяется </w:t>
+      </w:r>
+      <w:r>
+        <w:t xml:space="preserve">по методу Кьельдаля</w:t>
+      </w:r>
+      <w:r>
+        <w:t xml:space="preserve">. Споры передаются на рассмотрение в Арбитражный суд </w:t>
+      </w:r>
+      <w:r>
+        <w:t xml:space="preserve">города Москвы</w:t>
+      </w:r>
+      <w:r>
+        <w:t xml:space="preserve">.</w:t>
+      </w:r>
+    </w:p>
     <w:tbl>
       <w:tblPr>
         <w:tblW w:w="9360" w:type="dxa"/>
@@ -612,87 +491,7 @@
           </w:tcPr>
           <w:p>
             <w:r>
-              <w:rPr>
-                <w:b/>
-              </w:rPr>
-              <w:t xml:space="preserve">Продавец:</w:t>
-            </w:r>
-          </w:p>
-          <w:p>
-            <w:r>
-              <w:t xml:space="preserve">Попов Егор Петрович</w:t>
-            </w:r>
-          </w:p>
-          <w:p>
-            <w:r>
-              <w:t xml:space="preserve">Дата рождения: </w:t>
-            </w:r>
-            <w:r>
-              <w:t xml:space="preserve">14/10/1972</w:t>
-            </w:r>
-          </w:p>
-          <w:p>
-            <w:r>
-              <w:t xml:space="preserve">Адрес регистрации: </w:t>
-            </w:r>
-            <w:r>
-              <w:t xml:space="preserve">бул. Строителей, д. 63, д. Малые Вязёмы, Свердловская обл.</w:t>
-            </w:r>
-          </w:p>
-          <w:p>
-            <w:r>
-              <w:t xml:space="preserve">Паспорт </w:t>
-            </w:r>
-            <w:r>
-              <w:t xml:space="preserve">79 14 599320</w:t>
-            </w:r>
-            <w:r>
-              <w:t xml:space="preserve">, выдан ТП № 2 ОУФМС России по Московской обл. 16.06.2012</w:t>
-            </w:r>
-            <w:r>
-              <w:t xml:space="preserve">, код подразделения </w:t>
-            </w:r>
-            <w:r>
-              <w:t xml:space="preserve">818-641</w:t>
-            </w:r>
-          </w:p>
-          <w:p>
-            <w:r>
-              <w:t xml:space="preserve">СНИЛС </w:t>
-            </w:r>
-            <w:r>
-              <w:t xml:space="preserve">319-393-436 96</w:t>
-            </w:r>
-            <w:r>
-              <w:t xml:space="preserve"> ИНН </w:t>
-            </w:r>
-            <w:r>
-              <w:t xml:space="preserve">869974725385</w:t>
-            </w:r>
-          </w:p>
-          <w:p>
-            <w:r>
-              <w:t xml:space="preserve">Тел.: </w:t>
-            </w:r>
-            <w:r>
-              <w:t xml:space="preserve">+7 (846) 642-77-95</w:t>
-            </w:r>
-          </w:p>
-          <w:p>
-            <w:r>
-              <w:t xml:space="preserve">E-mail: </w:t>
-            </w:r>
-            <w:r>
-              <w:t xml:space="preserve">popov@sibtrans.ru</w:t>
-            </w:r>
-          </w:p>
-          <w:p/>
-          <w:p>
-            <w:r>
-              <w:t xml:space="preserve">______________ </w:t>
-            </w:r>
-            <w:r>
-              <w:t xml:space="preserve">Попов Е. П.</w:t>
+              <w:t xml:space="preserve">8</w:t>
             </w:r>
           </w:p>
         </w:tc>
@@ -702,92 +501,246 @@
           </w:tcPr>
           <w:p>
             <w:r>
-              <w:rPr>
-                <w:b/>
-              </w:rPr>
-              <w:t xml:space="preserve">Покупатель:</w:t>
-            </w:r>
-          </w:p>
-          <w:p>
-            <w:r>
-              <w:t xml:space="preserve">Титова Анна Михайловна</w:t>
-            </w:r>
-          </w:p>
-          <w:p>
-            <w:r>
-              <w:t xml:space="preserve">Дата рождения (согласно паспортным данным): </w:t>
-            </w:r>
-            <w:r>
-              <w:t xml:space="preserve">06.01.1959</w:t>
-            </w:r>
-          </w:p>
-          <w:p>
-            <w:r>
-              <w:t xml:space="preserve">Адрес регистрации: </w:t>
-            </w:r>
-            <w:r>
-              <w:t xml:space="preserve">проезд Гагарина, д. 30, пгт. Софрино, Московская обл.</w:t>
-            </w:r>
-          </w:p>
-          <w:p>
-            <w:r>
-              <w:t xml:space="preserve">Паспорт </w:t>
-            </w:r>
-            <w:r>
-              <w:t xml:space="preserve">23 18 997603</w:t>
-            </w:r>
-            <w:r>
-              <w:t xml:space="preserve">, выдан ОВД «Тропарёво» г. Москвы 07.02.2008</w:t>
-            </w:r>
-            <w:r>
-              <w:t xml:space="preserve">, код подразделения </w:t>
-            </w:r>
-            <w:r>
-              <w:t xml:space="preserve">094-925</w:t>
-            </w:r>
-          </w:p>
-          <w:p>
-            <w:r>
-              <w:t xml:space="preserve">СНИЛС </w:t>
-            </w:r>
-            <w:r>
-              <w:t xml:space="preserve">177-681-281 15</w:t>
-            </w:r>
-            <w:r>
-              <w:t xml:space="preserve"> ИНН </w:t>
-            </w:r>
-            <w:r>
-              <w:t xml:space="preserve">275023889850</w:t>
-            </w:r>
-          </w:p>
-          <w:p>
-            <w:r>
-              <w:t xml:space="preserve">Тел.: </w:t>
-            </w:r>
-            <w:r>
-              <w:t xml:space="preserve">+7 (843) 392-80-51</w:t>
-            </w:r>
-          </w:p>
-          <w:p>
-            <w:r>
-              <w:t xml:space="preserve">E-mail: </w:t>
-            </w:r>
-            <w:r>
-              <w:t xml:space="preserve">titova@gmail.com</w:t>
-            </w:r>
-          </w:p>
-          <w:p/>
-          <w:p>
-            <w:r>
-              <w:t xml:space="preserve">______________ </w:t>
-            </w:r>
-            <w:r>
-              <w:t xml:space="preserve">Титова А. М.</w:t>
+              <w:t xml:space="preserve">3128524567</w:t>
             </w:r>
           </w:p>
         </w:tc>
       </w:tr>
     </w:tbl>
+    <w:p/>
+    <w:p>
+      <w:r>
+        <w:rPr>
+          <w:b/>
+        </w:rPr>
+        <w:t xml:space="preserve">3. МЕСТО И СРОКИ ИСПОЛНЕНИЯ</w:t>
+      </w:r>
+    </w:p>
+    <w:p>
+      <w:r>
+        <w:t xml:space="preserve">3.1. Место исполнения обязательств: </w:t>
+      </w:r>
+      <w:r>
+        <w:t xml:space="preserve">просп. Промышленная, д. 39, пгт. Софрино, Московская обл.</w:t>
+      </w:r>
+      <w:r>
+        <w:t xml:space="preserve">.</w:t>
+      </w:r>
+    </w:p>
+    <w:p>
+      <w:r>
+        <w:t xml:space="preserve">3.2. Уведомления направляются </w:t>
+      </w:r>
+      <w:r>
+        <w:t xml:space="preserve">Титовой Анне Михайловне</w:t>
+      </w:r>
+      <w:r>
+        <w:t xml:space="preserve"> по телефону </w:t>
+      </w:r>
+      <w:r>
+        <w:t xml:space="preserve">+7 (843) 500-77-59</w:t>
+      </w:r>
+      <w:r>
+        <w:t xml:space="preserve">.</w:t>
+      </w:r>
+    </w:p>
+    <w:p>
+      <w:r>
+        <w:t xml:space="preserve">3.3. Срок исполнения обязательств — </w:t>
+      </w:r>
+      <w:r>
+        <w:t xml:space="preserve">в течение 3 календарных дней с даты подписания Сторонами акта сдачи-приемки оказанных услуг</w:t>
+      </w:r>
+      <w:r>
+        <w:t xml:space="preserve">.</w:t>
+      </w:r>
+    </w:p>
+    <w:p/>
+    <w:p>
+      <w:r>
+        <w:rPr>
+          <w:b/>
+        </w:rPr>
+        <w:t xml:space="preserve">4. ПРОЧИЕ УСЛОВИЯ</w:t>
+      </w:r>
+    </w:p>
+    <w:p>
+      <w:r>
+        <w:t xml:space="preserve">4.1. </w:t>
+      </w:r>
+      <w:r>
+        <w:t xml:space="preserve">Стороны несут ответственность за неисполнение или ненадлежащее исполнение обязательств в соответствии с законодательством Российской Федерации.</w:t>
+      </w:r>
+    </w:p>
+    <w:p>
+      <w:r>
+        <w:t xml:space="preserve">4.2. </w:t>
+      </w:r>
+      <w:r>
+        <w:t xml:space="preserve">Размер неустойки за нарушение сроков оплаты: </w:t>
+      </w:r>
+      <w:r>
+        <w:t xml:space="preserve">12% от стоимости неоплаченных работ</w:t>
+      </w:r>
+      <w:r>
+        <w:t xml:space="preserve">, но не более </w:t>
+      </w:r>
+      <w:r>
+        <w:t xml:space="preserve">0,2 % от цены Договора</w:t>
+      </w:r>
+      <w:r>
+        <w:t xml:space="preserve">. Предельный размер ответственности: </w:t>
+      </w:r>
+      <w:r>
+        <w:t xml:space="preserve">1/130 ключевой ставки ЦБ РФ от цены Договора</w:t>
+      </w:r>
+      <w:r>
+        <w:t xml:space="preserve">.</w:t>
+      </w:r>
+    </w:p>
+    <w:p>
+      <w:r>
+        <w:t xml:space="preserve">4.3. </w:t>
+      </w:r>
+      <w:r>
+        <w:t xml:space="preserve">Стороны освобождаются от ответственности при наступлении обстоятельств непреодолимой силы, если они прямо повлияли на исполнение обязательств.</w:t>
+      </w:r>
+    </w:p>
+    <w:p>
+      <w:r>
+        <w:t xml:space="preserve">4.4. </w:t>
+      </w:r>
+      <w:r>
+        <w:t xml:space="preserve">Сторона, для которой создалась невозможность исполнения, обязана уведомить другую Сторону. Срок уведомления — </w:t>
+      </w:r>
+      <w:r>
+        <w:t xml:space="preserve">в течение сорока пяти дней с момента заключения контракта</w:t>
+      </w:r>
+      <w:r>
+        <w:t xml:space="preserve">.</w:t>
+      </w:r>
+    </w:p>
+    <w:p>
+      <w:r>
+        <w:t xml:space="preserve">4.5. </w:t>
+      </w:r>
+      <w:r>
+        <w:t xml:space="preserve">Все споры и разногласия решаются путём переговоров. Претензионный порядок обязателен, срок ответа на претензию — </w:t>
+      </w:r>
+      <w:r>
+        <w:t xml:space="preserve">не позднее 16.02.2025</w:t>
+      </w:r>
+      <w:r>
+        <w:t xml:space="preserve">.</w:t>
+      </w:r>
+    </w:p>
+    <w:p/>
+    <w:p/>
+    <w:p>
+      <w:r>
+        <w:rPr>
+          <w:b/>
+        </w:rPr>
+        <w:t xml:space="preserve">10. ДОПОЛНИТЕЛЬНЫЕ СВЕДЕНИЯ О СТОРОНАХ</w:t>
+      </w:r>
+    </w:p>
+    <w:p>
+      <w:r>
+        <w:t xml:space="preserve">Уполномоченный представитель: </w:t>
+      </w:r>
+      <w:r>
+        <w:t xml:space="preserve">Попо­в‍ Егор Петрович</w:t>
+      </w:r>
+    </w:p>
+    <w:p>
+      <w:r>
+        <w:t xml:space="preserve">Согласовано: </w:t>
+      </w:r>
+      <w:r>
+        <w:t xml:space="preserve">тИтОвА Анна</w:t>
+      </w:r>
+    </w:p>
+    <w:p/>
+    <w:p/>
+    <w:p>
+      <w:r>
+        <w:rPr>
+          <w:b/>
+        </w:rPr>
+        <w:t xml:space="preserve">9. КОНТРОЛЬНЫЕ ВЕЛИЧИНЫ</w:t>
+      </w:r>
+    </w:p>
+    <w:p>
+      <w:r>
+        <w:t xml:space="preserve">9.1. Контрольная запись: </w:t>
+      </w:r>
+      <w:r>
+        <w:rPr>
+          <w:b/>
+        </w:rPr>
+        <w:t xml:space="preserve">28</w:t>
+      </w:r>
+      <w:r>
+        <w:t xml:space="preserve">486/621-сс</w:t>
+      </w:r>
+      <w:r>
+        <w:t xml:space="preserve">.</w:t>
+      </w:r>
+    </w:p>
+    <w:p>
+      <w:r>
+        <w:t xml:space="preserve">9.2. Контрольная запись: </w:t>
+      </w:r>
+      <w:r>
+        <w:rPr>
+          <w:b/>
+        </w:rPr>
+        <w:t xml:space="preserve">6</w:t>
+      </w:r>
+      <w:r>
+        <w:t xml:space="preserve">36 002,5 рубля</w:t>
+      </w:r>
+      <w:r>
+        <w:t xml:space="preserve">.</w:t>
+      </w:r>
+    </w:p>
+    <w:p>
+      <w:r>
+        <w:t xml:space="preserve">9.3. Контрольная запись: </w:t>
+      </w:r>
+      <w:r>
+        <w:rPr>
+          <w:b/>
+        </w:rPr>
+        <w:t xml:space="preserve">1/3</w:t>
+      </w:r>
+      <w:r>
+        <w:t xml:space="preserve">00 ключевой ставки ЦБ РФ за каждый день просрочки</w:t>
+      </w:r>
+      <w:r>
+        <w:t xml:space="preserve">.</w:t>
+      </w:r>
+    </w:p>
+    <w:p>
+      <w:r>
+        <w:t xml:space="preserve">9.4. Контрольная запись: </w:t>
+      </w:r>
+      <w:r>
+        <w:t xml:space="preserve">в течение 1Ч (Четырнадцати) рабочих дней со дня предъявления требования</w:t>
+      </w:r>
+      <w:r>
+        <w:t xml:space="preserve">.</w:t>
+      </w:r>
+    </w:p>
+    <w:p/>
+    <w:p>
+      <w:r>
+        <w:rPr>
+          <w:b/>
+        </w:rPr>
+        <w:t xml:space="preserve">РЕКВИЗИТЫ И ПОДПИСИ СТОРОН</w:t>
+      </w:r>
+    </w:p>
     <w:p/>
     <w:tbl>
       <w:tblPr>
@@ -812,6 +765,206 @@
           </w:tcPr>
           <w:p>
             <w:r>
+              <w:rPr>
+                <w:b/>
+              </w:rPr>
+              <w:t xml:space="preserve">Продавец:</w:t>
+            </w:r>
+          </w:p>
+          <w:p>
+            <w:r>
+              <w:t xml:space="preserve">Попов Егор Петрович</w:t>
+            </w:r>
+          </w:p>
+          <w:p>
+            <w:r>
+              <w:t xml:space="preserve">Дата рождения: </w:t>
+            </w:r>
+            <w:r>
+              <w:t xml:space="preserve">14/10/1972</w:t>
+            </w:r>
+          </w:p>
+          <w:p>
+            <w:r>
+              <w:t xml:space="preserve">Адрес регистрации: </w:t>
+            </w:r>
+            <w:r>
+              <w:t xml:space="preserve">ш. Тверская, д. 84, с. Ивановское, Свердловская обл.</w:t>
+            </w:r>
+          </w:p>
+          <w:p>
+            <w:r>
+              <w:t xml:space="preserve">Паспорт </w:t>
+            </w:r>
+            <w:r>
+              <w:t xml:space="preserve">79 14 599320</w:t>
+            </w:r>
+            <w:r>
+              <w:t xml:space="preserve">, выдан ТП № 2 ОУФМС России по Московской обл. 16.06.2012</w:t>
+            </w:r>
+            <w:r>
+              <w:t xml:space="preserve">, код подразделения </w:t>
+            </w:r>
+            <w:r>
+              <w:t xml:space="preserve">818-641</w:t>
+            </w:r>
+          </w:p>
+          <w:p>
+            <w:r>
+              <w:t xml:space="preserve">СНИЛС </w:t>
+            </w:r>
+            <w:r>
+              <w:t xml:space="preserve">319-393-436 96</w:t>
+            </w:r>
+            <w:r>
+              <w:t xml:space="preserve"> ИНН </w:t>
+            </w:r>
+            <w:r>
+              <w:t xml:space="preserve">869974725385</w:t>
+            </w:r>
+          </w:p>
+          <w:p>
+            <w:r>
+              <w:t xml:space="preserve">Тел.: </w:t>
+            </w:r>
+            <w:r>
+              <w:t xml:space="preserve">+7 (843) 605-23-92</w:t>
+            </w:r>
+          </w:p>
+          <w:p>
+            <w:r>
+              <w:t xml:space="preserve">E-mail: </w:t>
+            </w:r>
+            <w:r>
+              <w:t xml:space="preserve">popov@inbox.ru</w:t>
+            </w:r>
+          </w:p>
+          <w:p/>
+          <w:p>
+            <w:r>
+              <w:t xml:space="preserve">______________ </w:t>
+            </w:r>
+            <w:r>
+              <w:t xml:space="preserve">Попов Е. П.</w:t>
+            </w:r>
+          </w:p>
+        </w:tc>
+        <w:tc>
+          <w:tcPr>
+            <w:tcW w:w="4680" w:type="dxa"/>
+          </w:tcPr>
+          <w:p>
+            <w:r>
+              <w:rPr>
+                <w:b/>
+              </w:rPr>
+              <w:t xml:space="preserve">Покупатель:</w:t>
+            </w:r>
+          </w:p>
+          <w:p>
+            <w:r>
+              <w:t xml:space="preserve">Титова Анна Михайловна</w:t>
+            </w:r>
+          </w:p>
+          <w:p>
+            <w:r>
+              <w:t xml:space="preserve">Дата рождения (согласно паспортным данным): </w:t>
+            </w:r>
+            <w:r>
+              <w:t xml:space="preserve">06.01.1959</w:t>
+            </w:r>
+          </w:p>
+          <w:p>
+            <w:r>
+              <w:t xml:space="preserve">Адрес регистрации: </w:t>
+            </w:r>
+            <w:r>
+              <w:t xml:space="preserve">ш. Лесная, д. 54, тер. СНТ «Родник», Новосибирская обл.</w:t>
+            </w:r>
+          </w:p>
+          <w:p>
+            <w:r>
+              <w:t xml:space="preserve">Паспорт </w:t>
+            </w:r>
+            <w:r>
+              <w:t xml:space="preserve">23 18 997603</w:t>
+            </w:r>
+            <w:r>
+              <w:t xml:space="preserve">, выдан ОВД «Тропарёво» г. Москвы 07.02.2008</w:t>
+            </w:r>
+            <w:r>
+              <w:t xml:space="preserve">, код подразделения </w:t>
+            </w:r>
+            <w:r>
+              <w:t xml:space="preserve">094-925</w:t>
+            </w:r>
+          </w:p>
+          <w:p>
+            <w:r>
+              <w:t xml:space="preserve">СНИЛС </w:t>
+            </w:r>
+            <w:r>
+              <w:t xml:space="preserve">177-681-281 15</w:t>
+            </w:r>
+            <w:r>
+              <w:t xml:space="preserve"> ИНН </w:t>
+            </w:r>
+            <w:r>
+              <w:t xml:space="preserve">275023889850</w:t>
+            </w:r>
+          </w:p>
+          <w:p>
+            <w:r>
+              <w:t xml:space="preserve">Тел.: </w:t>
+            </w:r>
+            <w:r>
+              <w:t xml:space="preserve">+7 (499) 963-22-72</w:t>
+            </w:r>
+          </w:p>
+          <w:p>
+            <w:r>
+              <w:t xml:space="preserve">E-mail: </w:t>
+            </w:r>
+            <w:r>
+              <w:t xml:space="preserve">titova@romashka.ru</w:t>
+            </w:r>
+          </w:p>
+          <w:p/>
+          <w:p>
+            <w:r>
+              <w:t xml:space="preserve">______________ </w:t>
+            </w:r>
+            <w:r>
+              <w:t xml:space="preserve">Титова А. М.</w:t>
+            </w:r>
+          </w:p>
+        </w:tc>
+      </w:tr>
+    </w:tbl>
+    <w:p/>
+    <w:tbl>
+      <w:tblPr>
+        <w:tblW w:w="9360" w:type="dxa"/>
+        <w:tblBorders>
+          <w:top w:val="single" w:sz="4" w:color="auto"/>
+          <w:left w:val="single" w:sz="4" w:color="auto"/>
+          <w:bottom w:val="single" w:sz="4" w:color="auto"/>
+          <w:right w:val="single" w:sz="4" w:color="auto"/>
+          <w:insideH w:val="single" w:sz="4" w:color="auto"/>
+          <w:insideV w:val="single" w:sz="4" w:color="auto"/>
+        </w:tblBorders>
+      </w:tblPr>
+      <w:tblGrid>
+        <w:gridCol w:w="4680"/>
+        <w:gridCol w:w="4680"/>
+      </w:tblGrid>
+      <w:tr>
+        <w:tc>
+          <w:tcPr>
+            <w:tcW w:w="4680" w:type="dxa"/>
+          </w:tcPr>
+          <w:p>
+            <w:r>
               <w:t xml:space="preserve">ИНН: </w:t>
             </w:r>
             <w:r>
@@ -920,19 +1073,19 @@
         <w:t xml:space="preserve">Реквизиты для возврата: </w:t>
       </w:r>
       <w:r>
-        <w:t xml:space="preserve">630099, г. Новосибирск, ш. Заречная, д. 49, кв. 137</w:t>
+        <w:t xml:space="preserve">420111, г. Казань, просп. Гагарина, д. 51, кв. 75</w:t>
       </w:r>
       <w:r>
         <w:t xml:space="preserve">, ИНН </w:t>
       </w:r>
       <w:r>
-        <w:t xml:space="preserve">2428836770</w:t>
+        <w:t xml:space="preserve">8352628722</w:t>
       </w:r>
       <w:r>
         <w:t xml:space="preserve">, контакт: </w:t>
       </w:r>
       <w:r>
-        <w:t xml:space="preserve">Беляев Роман Андреевич</w:t>
+        <w:t xml:space="preserve">Беляев Роман Михайлович</w:t>
       </w:r>
     </w:p>
   </w:footnote>

--- a/tests/corpus_v2/docs/sale_0002.docx
+++ b/tests/corpus_v2/docs/sale_0002.docx
@@ -45,7 +45,7 @@
     <w:p/>
     <w:p>
       <w:r>
-        <w:t xml:space="preserve">Попов Егор Петрович</w:t>
+        <w:t xml:space="preserve">Гвоздь Пётр Алексеевич</w:t>
       </w:r>
       <w:r>
         <w:t xml:space="preserve">, </w:t>
@@ -54,7 +54,7 @@
         <w:t xml:space="preserve">паспорт </w:t>
       </w:r>
       <w:r>
-        <w:t xml:space="preserve">79 14 599320</w:t>
+        <w:t xml:space="preserve">53 19 182168</w:t>
       </w:r>
       <w:r>
         <w:t xml:space="preserve">, выдан </w:t>
@@ -81,7 +81,7 @@
         <w:t xml:space="preserve">, с одной стороны, и </w:t>
       </w:r>
       <w:r>
-        <w:t xml:space="preserve">Титова Анна Михайловна</w:t>
+        <w:t xml:space="preserve">Дед Владимир Сергеевич</w:t>
       </w:r>
       <w:r>
         <w:t xml:space="preserve">, </w:t>
@@ -90,7 +90,7 @@
         <w:t xml:space="preserve">паспорт </w:t>
       </w:r>
       <w:r>
-        <w:t xml:space="preserve">23 18 997603</w:t>
+        <w:t xml:space="preserve">50 05 744991</w:t>
       </w:r>
       <w:r>
         <w:t xml:space="preserve">, выдан </w:t>
@@ -108,10 +108,10 @@
         <w:t xml:space="preserve">, код подразделения </w:t>
       </w:r>
       <w:r>
-        <w:t xml:space="preserve">094-925</w:t>
-      </w:r>
-      <w:r>
-        <w:t xml:space="preserve">, именуемая в дальнейшем «Покупатель»</w:t>
+        <w:t xml:space="preserve">925-839</w:t>
+      </w:r>
+      <w:r>
+        <w:t xml:space="preserve">, именуемый в дальнейшем «Покупатель»</w:t>
       </w:r>
       <w:r>
         <w:t xml:space="preserve">, с другой стороны, совместно именуемые «Стороны», заключили настоящий Договор № </w:t>
@@ -521,7 +521,7 @@
         <w:t xml:space="preserve">3.1. Место исполнения обязательств: </w:t>
       </w:r>
       <w:r>
-        <w:t xml:space="preserve">просп. Промышленная, д. 39, пгт. Софрино, Московская обл.</w:t>
+        <w:t xml:space="preserve">Тверская обл., тер. СНТ «Родник», уч. 155</w:t>
       </w:r>
       <w:r>
         <w:t xml:space="preserve">.</w:t>
@@ -532,13 +532,13 @@
         <w:t xml:space="preserve">3.2. Уведомления направляются </w:t>
       </w:r>
       <w:r>
-        <w:t xml:space="preserve">Титовой Анне Михайловне</w:t>
+        <w:t xml:space="preserve">Деду Владимиру Сергеевичу</w:t>
       </w:r>
       <w:r>
         <w:t xml:space="preserve"> по телефону </w:t>
       </w:r>
       <w:r>
-        <w:t xml:space="preserve">+7 (843) 500-77-59</w:t>
+        <w:t xml:space="preserve">+7 (383) 202-70-60</w:t>
       </w:r>
       <w:r>
         <w:t xml:space="preserve">.</w:t>
@@ -549,7 +549,7 @@
         <w:t xml:space="preserve">3.3. Срок исполнения обязательств — </w:t>
       </w:r>
       <w:r>
-        <w:t xml:space="preserve">в течение 3 календарных дней с даты подписания Сторонами акта сдачи-приемки оказанных услуг</w:t>
+        <w:t xml:space="preserve">в течение 60 календарных дней с даты подписания Сторонами акта сдачи-приемки оказанных услуг</w:t>
       </w:r>
       <w:r>
         <w:t xml:space="preserve">.</w:t>
@@ -580,7 +580,7 @@
         <w:t xml:space="preserve">Размер неустойки за нарушение сроков оплаты: </w:t>
       </w:r>
       <w:r>
-        <w:t xml:space="preserve">12% от стоимости неоплаченных работ</w:t>
+        <w:t xml:space="preserve">15% от стоимости неоплаченных работ</w:t>
       </w:r>
       <w:r>
         <w:t xml:space="preserve">, но не более </w:t>
@@ -614,7 +614,7 @@
         <w:t xml:space="preserve">Сторона, для которой создалась невозможность исполнения, обязана уведомить другую Сторону. Срок уведомления — </w:t>
       </w:r>
       <w:r>
-        <w:t xml:space="preserve">в течение сорока пяти дней с момента заключения контракта</w:t>
+        <w:t xml:space="preserve">в течение трех дней с момента заключения контракта</w:t>
       </w:r>
       <w:r>
         <w:t xml:space="preserve">.</w:t>
@@ -628,7 +628,7 @@
         <w:t xml:space="preserve">Все споры и разногласия решаются путём переговоров. Претензионный порядок обязателен, срок ответа на претензию — </w:t>
       </w:r>
       <w:r>
-        <w:t xml:space="preserve">не позднее 16.02.2025</w:t>
+        <w:t xml:space="preserve">не позднее 11.12.2026</w:t>
       </w:r>
       <w:r>
         <w:t xml:space="preserve">.</w:t>
@@ -649,7 +649,7 @@
         <w:t xml:space="preserve">Уполномоченный представитель: </w:t>
       </w:r>
       <w:r>
-        <w:t xml:space="preserve">Попо­в‍ Егор Петрович</w:t>
+        <w:t xml:space="preserve">Гвоздь‍ Пётр Алексеевич</w:t>
       </w:r>
     </w:p>
     <w:p>
@@ -657,7 +657,7 @@
         <w:t xml:space="preserve">Согласовано: </w:t>
       </w:r>
       <w:r>
-        <w:t xml:space="preserve">тИтОвА Анна</w:t>
+        <w:t xml:space="preserve">дЕд Владимир</w:t>
       </w:r>
     </w:p>
     <w:p/>
@@ -678,10 +678,10 @@
         <w:rPr>
           <w:b/>
         </w:rPr>
-        <w:t xml:space="preserve">28</w:t>
-      </w:r>
-      <w:r>
-        <w:t xml:space="preserve">486/621-сс</w:t>
+        <w:t xml:space="preserve">75</w:t>
+      </w:r>
+      <w:r>
+        <w:t xml:space="preserve">192/123-сс</w:t>
       </w:r>
       <w:r>
         <w:t xml:space="preserve">.</w:t>
@@ -695,10 +695,10 @@
         <w:rPr>
           <w:b/>
         </w:rPr>
-        <w:t xml:space="preserve">6</w:t>
-      </w:r>
-      <w:r>
-        <w:t xml:space="preserve">36 002,5 рубля</w:t>
+        <w:t xml:space="preserve">23 6</w:t>
+      </w:r>
+      <w:r>
+        <w:t xml:space="preserve">00 002,2 рубля</w:t>
       </w:r>
       <w:r>
         <w:t xml:space="preserve">.</w:t>
@@ -726,7 +726,7 @@
         <w:t xml:space="preserve">9.4. Контрольная запись: </w:t>
       </w:r>
       <w:r>
-        <w:t xml:space="preserve">в течение 1Ч (Четырнадцати) рабочих дней со дня предъявления требования</w:t>
+        <w:t xml:space="preserve">в тeчение 20 (Двадцати) рабочих дней со дня предъявления требования</w:t>
       </w:r>
       <w:r>
         <w:t xml:space="preserve">.</w:t>
@@ -773,7 +773,7 @@
           </w:p>
           <w:p>
             <w:r>
-              <w:t xml:space="preserve">Попов Егор Петрович</w:t>
+              <w:t xml:space="preserve">Гвоздь Пётр Алексеевич</w:t>
             </w:r>
           </w:p>
           <w:p>
@@ -781,7 +781,7 @@
               <w:t xml:space="preserve">Дата рождения: </w:t>
             </w:r>
             <w:r>
-              <w:t xml:space="preserve">14/10/1972</w:t>
+              <w:t xml:space="preserve">14.10.1972</w:t>
             </w:r>
           </w:p>
           <w:p>
@@ -789,7 +789,7 @@
               <w:t xml:space="preserve">Адрес регистрации: </w:t>
             </w:r>
             <w:r>
-              <w:t xml:space="preserve">ш. Тверская, д. 84, с. Ивановское, Свердловская обл.</w:t>
+              <w:t xml:space="preserve">Республика Татарстан, тер. СНТ «Родник», уч. 183</w:t>
             </w:r>
           </w:p>
           <w:p>
@@ -797,7 +797,7 @@
               <w:t xml:space="preserve">Паспорт </w:t>
             </w:r>
             <w:r>
-              <w:t xml:space="preserve">79 14 599320</w:t>
+              <w:t xml:space="preserve">53 19 182168</w:t>
             </w:r>
             <w:r>
               <w:t xml:space="preserve">, выдан ТП № 2 ОУФМС России по Московской обл. 16.06.2012</w:t>
@@ -828,7 +828,7 @@
               <w:t xml:space="preserve">Тел.: </w:t>
             </w:r>
             <w:r>
-              <w:t xml:space="preserve">+7 (843) 605-23-92</w:t>
+              <w:t xml:space="preserve">+7 (383) 485-78-29</w:t>
             </w:r>
           </w:p>
           <w:p>
@@ -836,7 +836,7 @@
               <w:t xml:space="preserve">E-mail: </w:t>
             </w:r>
             <w:r>
-              <w:t xml:space="preserve">popov@inbox.ru</w:t>
+              <w:t xml:space="preserve">gvozd@corp-tehno.ru</w:t>
             </w:r>
           </w:p>
           <w:p/>
@@ -845,7 +845,7 @@
               <w:t xml:space="preserve">______________ </w:t>
             </w:r>
             <w:r>
-              <w:t xml:space="preserve">Попов Е. П.</w:t>
+              <w:t xml:space="preserve">Гвоздь П. А.</w:t>
             </w:r>
           </w:p>
         </w:tc>
@@ -863,12 +863,12 @@
           </w:p>
           <w:p>
             <w:r>
-              <w:t xml:space="preserve">Титова Анна Михайловна</w:t>
-            </w:r>
-          </w:p>
-          <w:p>
-            <w:r>
-              <w:t xml:space="preserve">Дата рождения (согласно паспортным данным): </w:t>
+              <w:t xml:space="preserve">Дед Владимир Сергеевич</w:t>
+            </w:r>
+          </w:p>
+          <w:p>
+            <w:r>
+              <w:t xml:space="preserve">Дата рождения: </w:t>
             </w:r>
             <w:r>
               <w:t xml:space="preserve">06.01.1959</w:t>
@@ -879,7 +879,7 @@
               <w:t xml:space="preserve">Адрес регистрации: </w:t>
             </w:r>
             <w:r>
-              <w:t xml:space="preserve">ш. Лесная, д. 54, тер. СНТ «Родник», Новосибирская обл.</w:t>
+              <w:t xml:space="preserve">Тверская обл., тер. СНТ «Родник», уч. 212</w:t>
             </w:r>
           </w:p>
           <w:p>
@@ -887,7 +887,7 @@
               <w:t xml:space="preserve">Паспорт </w:t>
             </w:r>
             <w:r>
-              <w:t xml:space="preserve">23 18 997603</w:t>
+              <w:t xml:space="preserve">50 05 744991</w:t>
             </w:r>
             <w:r>
               <w:t xml:space="preserve">, выдан ОВД «Тропарёво» г. Москвы 07.02.2008</w:t>
@@ -896,7 +896,7 @@
               <w:t xml:space="preserve">, код подразделения </w:t>
             </w:r>
             <w:r>
-              <w:t xml:space="preserve">094-925</w:t>
+              <w:t xml:space="preserve">925-839</w:t>
             </w:r>
           </w:p>
           <w:p>
@@ -904,13 +904,13 @@
               <w:t xml:space="preserve">СНИЛС </w:t>
             </w:r>
             <w:r>
-              <w:t xml:space="preserve">177-681-281 15</w:t>
+              <w:t xml:space="preserve">776-812-811 47</w:t>
             </w:r>
             <w:r>
               <w:t xml:space="preserve"> ИНН </w:t>
             </w:r>
             <w:r>
-              <w:t xml:space="preserve">275023889850</w:t>
+              <w:t xml:space="preserve">750238898166</w:t>
             </w:r>
           </w:p>
           <w:p>
@@ -918,7 +918,7 @@
               <w:t xml:space="preserve">Тел.: </w:t>
             </w:r>
             <w:r>
-              <w:t xml:space="preserve">+7 (499) 963-22-72</w:t>
+              <w:t xml:space="preserve">+7 (843) 605-23-92</w:t>
             </w:r>
           </w:p>
           <w:p>
@@ -926,7 +926,7 @@
               <w:t xml:space="preserve">E-mail: </w:t>
             </w:r>
             <w:r>
-              <w:t xml:space="preserve">titova@romashka.ru</w:t>
+              <w:t xml:space="preserve">ded@inbox.ru</w:t>
             </w:r>
           </w:p>
           <w:p/>
@@ -935,7 +935,7 @@
               <w:t xml:space="preserve">______________ </w:t>
             </w:r>
             <w:r>
-              <w:t xml:space="preserve">Титова А. М.</w:t>
+              <w:t xml:space="preserve">Дед В. С.</w:t>
             </w:r>
           </w:p>
         </w:tc>
@@ -990,7 +990,7 @@
           </w:tcPr>
           <w:p>
             <w:r>
-              <w:t xml:space="preserve">Титова</w:t>
+              <w:t xml:space="preserve">Дед</w:t>
             </w:r>
           </w:p>
         </w:tc>
@@ -1000,7 +1000,7 @@
           </w:tcPr>
           <w:p>
             <w:r>
-              <w:t xml:space="preserve">Анна Михайловна</w:t>
+              <w:t xml:space="preserve">Владимир Сергеевич</w:t>
             </w:r>
           </w:p>
         </w:tc>
@@ -1009,6 +1009,48 @@
     <w:p/>
     <w:p>
       <w:r>
+        <w:rPr>
+          <w:b/>
+        </w:rPr>
+        <w:t xml:space="preserve">ПРИЛОЖЕНИЕ № 1</w:t>
+      </w:r>
+      <w:r>
+        <w:rPr>
+          <w:b/>
+        </w:rPr>
+        <w:t xml:space="preserve"> к Договору</w:t>
+      </w:r>
+    </w:p>
+    <w:p>
+      <w:r>
+        <w:t xml:space="preserve">Адрес склада грузополучателя: </w:t>
+      </w:r>
+      <w:r>
+        <w:t xml:space="preserve">344002, Республика Татарстан, г. Ростов-на-Дону, ш. Лесная, д. 54, корп. 3, литера А, пом. 5, оф. 148</w:t>
+      </w:r>
+      <w:r>
+        <w:t xml:space="preserve">.</w:t>
+      </w:r>
+    </w:p>
+    <w:p>
+      <w:r>
+        <w:t xml:space="preserve">Кладовщик: </w:t>
+      </w:r>
+      <w:r>
+        <w:t xml:space="preserve">Петрова Ольга Юрьевна</w:t>
+      </w:r>
+    </w:p>
+    <w:p>
+      <w:r>
+        <w:t xml:space="preserve">Тел. склада: </w:t>
+      </w:r>
+      <w:r>
+        <w:t xml:space="preserve">+7 (499) 248-60-47</w:t>
+      </w:r>
+    </w:p>
+    <w:p/>
+    <w:p>
+      <w:r>
         <w:t xml:space="preserve">Подписи сторон:</w:t>
       </w:r>
     </w:p>
@@ -1017,7 +1059,7 @@
         <w:t xml:space="preserve">Продавец: _______________ /</w:t>
       </w:r>
       <w:r>
-        <w:t xml:space="preserve">Попов Егор Петрович</w:t>
+        <w:t xml:space="preserve">Гвоздь Пётр Алексеевич</w:t>
       </w:r>
       <w:r>
         <w:t xml:space="preserve">/</w:t>
@@ -1028,7 +1070,7 @@
         <w:t xml:space="preserve">Покупатель: _______________ /</w:t>
       </w:r>
       <w:r>
-        <w:t xml:space="preserve">Титова Анна Михайловна</w:t>
+        <w:t xml:space="preserve">Дед Владимир Сергеевич</w:t>
       </w:r>
       <w:r>
         <w:t xml:space="preserve">/</w:t>
@@ -1073,19 +1115,19 @@
         <w:t xml:space="preserve">Реквизиты для возврата: </w:t>
       </w:r>
       <w:r>
-        <w:t xml:space="preserve">420111, г. Казань, просп. Гагарина, д. 51, кв. 75</w:t>
+        <w:t xml:space="preserve">143400, г. Красногорск, просп. Тверская, д. 43, кв. 42</w:t>
       </w:r>
       <w:r>
         <w:t xml:space="preserve">, ИНН </w:t>
       </w:r>
       <w:r>
-        <w:t xml:space="preserve">8352628722</w:t>
+        <w:t xml:space="preserve">6287227805</w:t>
       </w:r>
       <w:r>
         <w:t xml:space="preserve">, контакт: </w:t>
       </w:r>
       <w:r>
-        <w:t xml:space="preserve">Беляев Роман Михайлович</w:t>
+        <w:t xml:space="preserve">Михайлов Алексей Дмитриевич</w:t>
       </w:r>
     </w:p>
   </w:footnote>

--- a/tests/corpus_v2/docs/sale_0002.docx
+++ b/tests/corpus_v2/docs/sale_0002.docx
@@ -507,241 +507,34 @@
         </w:tc>
       </w:tr>
     </w:tbl>
-    <w:p/>
-    <w:p>
-      <w:r>
-        <w:rPr>
-          <w:b/>
-        </w:rPr>
-        <w:t xml:space="preserve">3. МЕСТО И СРОКИ ИСПОЛНЕНИЯ</w:t>
-      </w:r>
-    </w:p>
-    <w:p>
-      <w:r>
-        <w:t xml:space="preserve">3.1. Место исполнения обязательств: </w:t>
-      </w:r>
-      <w:r>
-        <w:t xml:space="preserve">Тверская обл., тер. СНТ «Родник», уч. 155</w:t>
-      </w:r>
-      <w:r>
-        <w:t xml:space="preserve">.</w:t>
-      </w:r>
-    </w:p>
-    <w:p>
-      <w:r>
-        <w:t xml:space="preserve">3.2. Уведомления направляются </w:t>
-      </w:r>
-      <w:r>
-        <w:t xml:space="preserve">Деду Владимиру Сергеевичу</w:t>
-      </w:r>
-      <w:r>
-        <w:t xml:space="preserve"> по телефону </w:t>
-      </w:r>
-      <w:r>
-        <w:t xml:space="preserve">+7 (383) 202-70-60</w:t>
-      </w:r>
-      <w:r>
-        <w:t xml:space="preserve">.</w:t>
-      </w:r>
-    </w:p>
-    <w:p>
-      <w:r>
-        <w:t xml:space="preserve">3.3. Срок исполнения обязательств — </w:t>
-      </w:r>
-      <w:r>
-        <w:t xml:space="preserve">в течение 60 календарных дней с даты подписания Сторонами акта сдачи-приемки оказанных услуг</w:t>
-      </w:r>
-      <w:r>
-        <w:t xml:space="preserve">.</w:t>
-      </w:r>
-    </w:p>
-    <w:p/>
-    <w:p>
-      <w:r>
-        <w:rPr>
-          <w:b/>
-        </w:rPr>
-        <w:t xml:space="preserve">4. ПРОЧИЕ УСЛОВИЯ</w:t>
-      </w:r>
-    </w:p>
-    <w:p>
-      <w:r>
-        <w:t xml:space="preserve">4.1. </w:t>
-      </w:r>
-      <w:r>
-        <w:t xml:space="preserve">Стороны несут ответственность за неисполнение или ненадлежащее исполнение обязательств в соответствии с законодательством Российской Федерации.</w:t>
-      </w:r>
-    </w:p>
-    <w:p>
-      <w:r>
-        <w:t xml:space="preserve">4.2. </w:t>
-      </w:r>
-      <w:r>
-        <w:t xml:space="preserve">Размер неустойки за нарушение сроков оплаты: </w:t>
-      </w:r>
-      <w:r>
-        <w:t xml:space="preserve">15% от стоимости неоплаченных работ</w:t>
-      </w:r>
-      <w:r>
-        <w:t xml:space="preserve">, но не более </w:t>
-      </w:r>
-      <w:r>
-        <w:t xml:space="preserve">0,2 % от цены Договора</w:t>
-      </w:r>
-      <w:r>
-        <w:t xml:space="preserve">. Предельный размер ответственности: </w:t>
-      </w:r>
-      <w:r>
-        <w:t xml:space="preserve">1/130 ключевой ставки ЦБ РФ от цены Договора</w:t>
-      </w:r>
-      <w:r>
-        <w:t xml:space="preserve">.</w:t>
-      </w:r>
-    </w:p>
-    <w:p>
-      <w:r>
-        <w:t xml:space="preserve">4.3. </w:t>
-      </w:r>
-      <w:r>
-        <w:t xml:space="preserve">Стороны освобождаются от ответственности при наступлении обстоятельств непреодолимой силы, если они прямо повлияли на исполнение обязательств.</w:t>
-      </w:r>
-    </w:p>
-    <w:p>
-      <w:r>
-        <w:t xml:space="preserve">4.4. </w:t>
-      </w:r>
-      <w:r>
-        <w:t xml:space="preserve">Сторона, для которой создалась невозможность исполнения, обязана уведомить другую Сторону. Срок уведомления — </w:t>
-      </w:r>
-      <w:r>
-        <w:t xml:space="preserve">в течение трех дней с момента заключения контракта</w:t>
-      </w:r>
-      <w:r>
-        <w:t xml:space="preserve">.</w:t>
-      </w:r>
-    </w:p>
-    <w:p>
-      <w:r>
-        <w:t xml:space="preserve">4.5. </w:t>
-      </w:r>
-      <w:r>
-        <w:t xml:space="preserve">Все споры и разногласия решаются путём переговоров. Претензионный порядок обязателен, срок ответа на претензию — </w:t>
-      </w:r>
-      <w:r>
-        <w:t xml:space="preserve">не позднее 11.12.2026</w:t>
-      </w:r>
-      <w:r>
-        <w:t xml:space="preserve">.</w:t>
-      </w:r>
-    </w:p>
-    <w:p/>
-    <w:p/>
-    <w:p>
-      <w:r>
-        <w:rPr>
-          <w:b/>
-        </w:rPr>
-        <w:t xml:space="preserve">10. ДОПОЛНИТЕЛЬНЫЕ СВЕДЕНИЯ О СТОРОНАХ</w:t>
-      </w:r>
-    </w:p>
-    <w:p>
-      <w:r>
-        <w:t xml:space="preserve">Уполномоченный представитель: </w:t>
-      </w:r>
-      <w:r>
-        <w:t xml:space="preserve">Гвоздь‍ Пётр Алексеевич</w:t>
-      </w:r>
-    </w:p>
-    <w:p>
-      <w:r>
-        <w:t xml:space="preserve">Согласовано: </w:t>
-      </w:r>
-      <w:r>
-        <w:t xml:space="preserve">дЕд Владимир</w:t>
-      </w:r>
-    </w:p>
-    <w:p/>
-    <w:p/>
-    <w:p>
-      <w:r>
-        <w:rPr>
-          <w:b/>
-        </w:rPr>
-        <w:t xml:space="preserve">9. КОНТРОЛЬНЫЕ ВЕЛИЧИНЫ</w:t>
-      </w:r>
-    </w:p>
-    <w:p>
-      <w:r>
-        <w:t xml:space="preserve">9.1. Контрольная запись: </w:t>
-      </w:r>
-      <w:r>
-        <w:rPr>
-          <w:b/>
-        </w:rPr>
-        <w:t xml:space="preserve">75</w:t>
-      </w:r>
-      <w:r>
-        <w:t xml:space="preserve">192/123-сс</w:t>
-      </w:r>
-      <w:r>
-        <w:t xml:space="preserve">.</w:t>
-      </w:r>
-    </w:p>
-    <w:p>
-      <w:r>
-        <w:t xml:space="preserve">9.2. Контрольная запись: </w:t>
-      </w:r>
-      <w:r>
-        <w:rPr>
-          <w:b/>
-        </w:rPr>
-        <w:t xml:space="preserve">23 6</w:t>
-      </w:r>
-      <w:r>
-        <w:t xml:space="preserve">00 002,2 рубля</w:t>
-      </w:r>
-      <w:r>
-        <w:t xml:space="preserve">.</w:t>
-      </w:r>
-    </w:p>
-    <w:p>
-      <w:r>
-        <w:t xml:space="preserve">9.3. Контрольная запись: </w:t>
-      </w:r>
-      <w:r>
-        <w:rPr>
-          <w:b/>
-        </w:rPr>
-        <w:t xml:space="preserve">1/3</w:t>
-      </w:r>
-      <w:r>
-        <w:t xml:space="preserve">00 ключевой ставки ЦБ РФ за каждый день просрочки</w:t>
-      </w:r>
-      <w:r>
-        <w:t xml:space="preserve">.</w:t>
-      </w:r>
-    </w:p>
-    <w:p>
-      <w:r>
-        <w:t xml:space="preserve">9.4. Контрольная запись: </w:t>
-      </w:r>
-      <w:r>
-        <w:t xml:space="preserve">в тeчение 20 (Двадцати) рабочих дней со дня предъявления требования</w:t>
-      </w:r>
-      <w:r>
-        <w:t xml:space="preserve">.</w:t>
-      </w:r>
-    </w:p>
-    <w:p/>
-    <w:p>
-      <w:r>
-        <w:rPr>
-          <w:b/>
-        </w:rPr>
-        <w:t xml:space="preserve">РЕКВИЗИТЫ И ПОДПИСИ СТОРОН</w:t>
-      </w:r>
-    </w:p>
-    <w:p/>
+    <w:p>
+      <w:r>
+        <w:t xml:space="preserve">2.8. </w:t>
+      </w:r>
+      <w:r>
+        <w:t xml:space="preserve">Платёж по налогу перечисляется на код бюджетной классификации </w:t>
+      </w:r>
+      <w:r>
+        <w:t xml:space="preserve">182 101 010 110 110 001 10</w:t>
+      </w:r>
+      <w:r>
+        <w:t xml:space="preserve">, получатель — территориальный орган Федерального казначейства.</w:t>
+      </w:r>
+    </w:p>
+    <w:p>
+      <w:r>
+        <w:t xml:space="preserve">2.9. </w:t>
+      </w:r>
+      <w:r>
+        <w:t xml:space="preserve">Полномочия подтверждаются свидетельством о рождении, выдано </w:t>
+      </w:r>
+      <w:r>
+        <w:t xml:space="preserve">21.10.2012</w:t>
+      </w:r>
+      <w:r>
+        <w:t xml:space="preserve"> отделом ЗАГС.</w:t>
+      </w:r>
+    </w:p>
     <w:tbl>
       <w:tblPr>
         <w:tblW w:w="9360" w:type="dxa"/>
@@ -765,87 +558,7 @@
           </w:tcPr>
           <w:p>
             <w:r>
-              <w:rPr>
-                <w:b/>
-              </w:rPr>
-              <w:t xml:space="preserve">Продавец:</w:t>
-            </w:r>
-          </w:p>
-          <w:p>
-            <w:r>
-              <w:t xml:space="preserve">Гвоздь Пётр Алексеевич</w:t>
-            </w:r>
-          </w:p>
-          <w:p>
-            <w:r>
-              <w:t xml:space="preserve">Дата рождения: </w:t>
-            </w:r>
-            <w:r>
-              <w:t xml:space="preserve">14.10.1972</w:t>
-            </w:r>
-          </w:p>
-          <w:p>
-            <w:r>
-              <w:t xml:space="preserve">Адрес регистрации: </w:t>
-            </w:r>
-            <w:r>
-              <w:t xml:space="preserve">Республика Татарстан, тер. СНТ «Родник», уч. 183</w:t>
-            </w:r>
-          </w:p>
-          <w:p>
-            <w:r>
-              <w:t xml:space="preserve">Паспорт </w:t>
-            </w:r>
-            <w:r>
-              <w:t xml:space="preserve">53 19 182168</w:t>
-            </w:r>
-            <w:r>
-              <w:t xml:space="preserve">, выдан ТП № 2 ОУФМС России по Московской обл. 16.06.2012</w:t>
-            </w:r>
-            <w:r>
-              <w:t xml:space="preserve">, код подразделения </w:t>
-            </w:r>
-            <w:r>
-              <w:t xml:space="preserve">818-641</w:t>
-            </w:r>
-          </w:p>
-          <w:p>
-            <w:r>
-              <w:t xml:space="preserve">СНИЛС </w:t>
-            </w:r>
-            <w:r>
-              <w:t xml:space="preserve">319-393-436 96</w:t>
-            </w:r>
-            <w:r>
-              <w:t xml:space="preserve"> ИНН </w:t>
-            </w:r>
-            <w:r>
-              <w:t xml:space="preserve">869974725385</w:t>
-            </w:r>
-          </w:p>
-          <w:p>
-            <w:r>
-              <w:t xml:space="preserve">Тел.: </w:t>
-            </w:r>
-            <w:r>
-              <w:t xml:space="preserve">+7 (383) 485-78-29</w:t>
-            </w:r>
-          </w:p>
-          <w:p>
-            <w:r>
-              <w:t xml:space="preserve">E-mail: </w:t>
-            </w:r>
-            <w:r>
-              <w:t xml:space="preserve">gvozd@corp-tehno.ru</w:t>
-            </w:r>
-          </w:p>
-          <w:p/>
-          <w:p>
-            <w:r>
-              <w:t xml:space="preserve">______________ </w:t>
-            </w:r>
-            <w:r>
-              <w:t xml:space="preserve">Гвоздь П. А.</w:t>
+              <w:t xml:space="preserve">9</w:t>
             </w:r>
           </w:p>
         </w:tc>
@@ -855,92 +568,266 @@
           </w:tcPr>
           <w:p>
             <w:r>
-              <w:rPr>
-                <w:b/>
-              </w:rPr>
-              <w:t xml:space="preserve">Покупатель:</w:t>
-            </w:r>
-          </w:p>
-          <w:p>
-            <w:r>
-              <w:t xml:space="preserve">Дед Владимир Сергеевич</w:t>
-            </w:r>
-          </w:p>
-          <w:p>
-            <w:r>
-              <w:t xml:space="preserve">Дата рождения: </w:t>
-            </w:r>
-            <w:r>
-              <w:t xml:space="preserve">06.01.1959</w:t>
-            </w:r>
-          </w:p>
-          <w:p>
-            <w:r>
-              <w:t xml:space="preserve">Адрес регистрации: </w:t>
-            </w:r>
-            <w:r>
-              <w:t xml:space="preserve">Тверская обл., тер. СНТ «Родник», уч. 212</w:t>
-            </w:r>
-          </w:p>
-          <w:p>
-            <w:r>
-              <w:t xml:space="preserve">Паспорт </w:t>
-            </w:r>
-            <w:r>
-              <w:t xml:space="preserve">50 05 744991</w:t>
-            </w:r>
-            <w:r>
-              <w:t xml:space="preserve">, выдан ОВД «Тропарёво» г. Москвы 07.02.2008</w:t>
-            </w:r>
-            <w:r>
-              <w:t xml:space="preserve">, код подразделения </w:t>
-            </w:r>
-            <w:r>
-              <w:t xml:space="preserve">925-839</w:t>
-            </w:r>
-          </w:p>
-          <w:p>
-            <w:r>
-              <w:t xml:space="preserve">СНИЛС </w:t>
-            </w:r>
-            <w:r>
-              <w:t xml:space="preserve">776-812-811 47</w:t>
-            </w:r>
-            <w:r>
-              <w:t xml:space="preserve"> ИНН </w:t>
-            </w:r>
-            <w:r>
-              <w:t xml:space="preserve">750238898166</w:t>
-            </w:r>
-          </w:p>
-          <w:p>
-            <w:r>
-              <w:t xml:space="preserve">Тел.: </w:t>
-            </w:r>
-            <w:r>
-              <w:t xml:space="preserve">+7 (843) 605-23-92</w:t>
-            </w:r>
-          </w:p>
-          <w:p>
-            <w:r>
-              <w:t xml:space="preserve">E-mail: </w:t>
-            </w:r>
-            <w:r>
-              <w:t xml:space="preserve">ded@inbox.ru</w:t>
-            </w:r>
-          </w:p>
-          <w:p/>
-          <w:p>
-            <w:r>
-              <w:t xml:space="preserve">______________ </w:t>
-            </w:r>
-            <w:r>
-              <w:t xml:space="preserve">Дед В. С.</w:t>
+              <w:t xml:space="preserve">РУБ.</w:t>
             </w:r>
           </w:p>
         </w:tc>
       </w:tr>
     </w:tbl>
+    <w:p>
+      <w:r>
+        <w:t xml:space="preserve">2.10. </w:t>
+      </w:r>
+      <w:r>
+        <w:t xml:space="preserve">Поставке подлежит насос модели </w:t>
+      </w:r>
+      <w:r>
+        <w:t xml:space="preserve">ЭЦВ-6-10-80h</w:t>
+      </w:r>
+      <w:r>
+        <w:t xml:space="preserve"> и кабель марки </w:t>
+      </w:r>
+      <w:r>
+        <w:t xml:space="preserve">ВВГнг(А)-LSt</w:t>
+      </w:r>
+      <w:r>
+        <w:t xml:space="preserve">.</w:t>
+      </w:r>
+    </w:p>
+    <w:p/>
+    <w:p>
+      <w:r>
+        <w:rPr>
+          <w:b/>
+        </w:rPr>
+        <w:t xml:space="preserve">3. МЕСТО И СРОКИ ИСПОЛНЕНИЯ</w:t>
+      </w:r>
+    </w:p>
+    <w:p>
+      <w:r>
+        <w:t xml:space="preserve">3.1. Место исполнения обязательств: </w:t>
+      </w:r>
+      <w:r>
+        <w:t xml:space="preserve">Московская обл., Наро-Фоминский р-н, 62 км автодороги М-9 «Дон», стр. 4</w:t>
+      </w:r>
+      <w:r>
+        <w:t xml:space="preserve">.</w:t>
+      </w:r>
+    </w:p>
+    <w:p>
+      <w:r>
+        <w:t xml:space="preserve">3.2. Уведомления направляются </w:t>
+      </w:r>
+      <w:r>
+        <w:t xml:space="preserve">Деду Владимиру Сергеевичу</w:t>
+      </w:r>
+      <w:r>
+        <w:t xml:space="preserve"> по телефону </w:t>
+      </w:r>
+      <w:r>
+        <w:t xml:space="preserve">+7 (495) 420-73-73</w:t>
+      </w:r>
+      <w:r>
+        <w:t xml:space="preserve">.</w:t>
+      </w:r>
+    </w:p>
+    <w:p>
+      <w:r>
+        <w:t xml:space="preserve">3.3. Срок исполнения обязательств — </w:t>
+      </w:r>
+      <w:r>
+        <w:t xml:space="preserve">в течение 5 календарных дней с даты подписания Сторонами акта сдачи-приемки оказанных услуг</w:t>
+      </w:r>
+      <w:r>
+        <w:t xml:space="preserve">.</w:t>
+      </w:r>
+    </w:p>
+    <w:p/>
+    <w:p>
+      <w:r>
+        <w:rPr>
+          <w:b/>
+        </w:rPr>
+        <w:t xml:space="preserve">4. ПРОЧИЕ УСЛОВИЯ</w:t>
+      </w:r>
+    </w:p>
+    <w:p>
+      <w:r>
+        <w:t xml:space="preserve">4.1. </w:t>
+      </w:r>
+      <w:r>
+        <w:t xml:space="preserve">Стороны несут ответственность за неисполнение или ненадлежащее исполнение обязательств в соответствии с законодательством Российской Федерации.</w:t>
+      </w:r>
+    </w:p>
+    <w:p>
+      <w:r>
+        <w:t xml:space="preserve">4.2. </w:t>
+      </w:r>
+      <w:r>
+        <w:t xml:space="preserve">Размер неустойки за нарушение сроков оплаты: </w:t>
+      </w:r>
+      <w:r>
+        <w:t xml:space="preserve">9% от стоимости неоплаченных работ</w:t>
+      </w:r>
+      <w:r>
+        <w:t xml:space="preserve">, но не более </w:t>
+      </w:r>
+      <w:r>
+        <w:t xml:space="preserve">0,2 % от цены Договора</w:t>
+      </w:r>
+      <w:r>
+        <w:t xml:space="preserve">. Предельный размер ответственности: </w:t>
+      </w:r>
+      <w:r>
+        <w:t xml:space="preserve">1/130 ключевой ставки ЦБ РФ от цены Договора</w:t>
+      </w:r>
+      <w:r>
+        <w:t xml:space="preserve">.</w:t>
+      </w:r>
+    </w:p>
+    <w:p>
+      <w:r>
+        <w:t xml:space="preserve">4.3. </w:t>
+      </w:r>
+      <w:r>
+        <w:t xml:space="preserve">Стороны освобождаются от ответственности при наступлении обстоятельств непреодолимой силы, если они прямо повлияли на исполнение обязательств.</w:t>
+      </w:r>
+    </w:p>
+    <w:p>
+      <w:r>
+        <w:t xml:space="preserve">4.4. </w:t>
+      </w:r>
+      <w:r>
+        <w:t xml:space="preserve">Сторона, для которой создалась невозможность исполнения, обязана уведомить другую Сторону. Срок уведомления — </w:t>
+      </w:r>
+      <w:r>
+        <w:t xml:space="preserve">в течение семи дней с момента заключения контракта</w:t>
+      </w:r>
+      <w:r>
+        <w:t xml:space="preserve">.</w:t>
+      </w:r>
+    </w:p>
+    <w:p>
+      <w:r>
+        <w:t xml:space="preserve">4.5. </w:t>
+      </w:r>
+      <w:r>
+        <w:t xml:space="preserve">Все споры и разногласия решаются путём переговоров. Претензионный порядок обязателен, срок ответа на претензию — </w:t>
+      </w:r>
+      <w:r>
+        <w:t xml:space="preserve">не позднее 20.10.2025</w:t>
+      </w:r>
+      <w:r>
+        <w:t xml:space="preserve">.</w:t>
+      </w:r>
+    </w:p>
+    <w:p/>
+    <w:p/>
+    <w:p>
+      <w:r>
+        <w:rPr>
+          <w:b/>
+        </w:rPr>
+        <w:t xml:space="preserve">10. ДОПОЛНИТЕЛЬНЫЕ СВЕДЕНИЯ О СТОРОНАХ</w:t>
+      </w:r>
+    </w:p>
+    <w:p>
+      <w:r>
+        <w:t xml:space="preserve">Уполномоченный представитель: </w:t>
+      </w:r>
+      <w:r>
+        <w:t xml:space="preserve">Гвоздь‍ Пётр Алексеевич</w:t>
+      </w:r>
+    </w:p>
+    <w:p>
+      <w:r>
+        <w:t xml:space="preserve">Согласовано: </w:t>
+      </w:r>
+      <w:r>
+        <w:t xml:space="preserve">дЕд Владимир</w:t>
+      </w:r>
+    </w:p>
+    <w:p/>
+    <w:p/>
+    <w:p>
+      <w:r>
+        <w:rPr>
+          <w:b/>
+        </w:rPr>
+        <w:t xml:space="preserve">9. КОНТРОЛЬНЫЕ ВЕЛИЧИНЫ</w:t>
+      </w:r>
+    </w:p>
+    <w:p>
+      <w:r>
+        <w:t xml:space="preserve">9.1. Контрольная запись: </w:t>
+      </w:r>
+      <w:r>
+        <w:rPr>
+          <w:b/>
+        </w:rPr>
+        <w:t xml:space="preserve">55</w:t>
+      </w:r>
+      <w:r>
+        <w:t xml:space="preserve">399/054-сс</w:t>
+      </w:r>
+      <w:r>
+        <w:t xml:space="preserve">.</w:t>
+      </w:r>
+    </w:p>
+    <w:p>
+      <w:r>
+        <w:t xml:space="preserve">9.2. Контрольная запись: </w:t>
+      </w:r>
+      <w:r>
+        <w:rPr>
+          <w:b/>
+        </w:rPr>
+        <w:t xml:space="preserve">6 4</w:t>
+      </w:r>
+      <w:r>
+        <w:t xml:space="preserve">70 002,4 рубля</w:t>
+      </w:r>
+      <w:r>
+        <w:t xml:space="preserve">.</w:t>
+      </w:r>
+    </w:p>
+    <w:p>
+      <w:r>
+        <w:t xml:space="preserve">9.3. Контрольная запись: </w:t>
+      </w:r>
+      <w:r>
+        <w:rPr>
+          <w:b/>
+        </w:rPr>
+        <w:t xml:space="preserve">1/3</w:t>
+      </w:r>
+      <w:r>
+        <w:t xml:space="preserve">00 ключевой ставки ЦБ РФ за каждый день просрочки</w:t>
+      </w:r>
+      <w:r>
+        <w:t xml:space="preserve">.</w:t>
+      </w:r>
+    </w:p>
+    <w:p>
+      <w:r>
+        <w:t xml:space="preserve">9.4. Контрольная запись: </w:t>
+      </w:r>
+      <w:r>
+        <w:t xml:space="preserve">в тeчение 45 (Сорока пяти) рабочих дней со дня предъявления требования</w:t>
+      </w:r>
+      <w:r>
+        <w:t xml:space="preserve">.</w:t>
+      </w:r>
+    </w:p>
+    <w:p/>
+    <w:p>
+      <w:r>
+        <w:rPr>
+          <w:b/>
+        </w:rPr>
+        <w:t xml:space="preserve">РЕКВИЗИТЫ И ПОДПИСИ СТОРОН</w:t>
+      </w:r>
+    </w:p>
     <w:p/>
     <w:tbl>
       <w:tblPr>
@@ -965,6 +852,206 @@
           </w:tcPr>
           <w:p>
             <w:r>
+              <w:rPr>
+                <w:b/>
+              </w:rPr>
+              <w:t xml:space="preserve">Продавец:</w:t>
+            </w:r>
+          </w:p>
+          <w:p>
+            <w:r>
+              <w:t xml:space="preserve">Гвоздь Пётр Алексеевич</w:t>
+            </w:r>
+          </w:p>
+          <w:p>
+            <w:r>
+              <w:t xml:space="preserve">Дата рождения: </w:t>
+            </w:r>
+            <w:r>
+              <w:t xml:space="preserve">14.10.1972</w:t>
+            </w:r>
+          </w:p>
+          <w:p>
+            <w:r>
+              <w:t xml:space="preserve">Адрес регистрации: </w:t>
+            </w:r>
+            <w:r>
+              <w:t xml:space="preserve">Республика Татарстан, Дмитровский р-н, 64 км автодороги М-4 «Дон», стр. 4</w:t>
+            </w:r>
+          </w:p>
+          <w:p>
+            <w:r>
+              <w:t xml:space="preserve">Паспорт </w:t>
+            </w:r>
+            <w:r>
+              <w:t xml:space="preserve">53 19 182168</w:t>
+            </w:r>
+            <w:r>
+              <w:t xml:space="preserve">, выдан ТП № 2 ОУФМС России по Московской обл. 16.06.2012</w:t>
+            </w:r>
+            <w:r>
+              <w:t xml:space="preserve">, код подразделения </w:t>
+            </w:r>
+            <w:r>
+              <w:t xml:space="preserve">818-641</w:t>
+            </w:r>
+          </w:p>
+          <w:p>
+            <w:r>
+              <w:t xml:space="preserve">СНИЛС </w:t>
+            </w:r>
+            <w:r>
+              <w:t xml:space="preserve">319-393-436 96</w:t>
+            </w:r>
+            <w:r>
+              <w:t xml:space="preserve"> ИНН </w:t>
+            </w:r>
+            <w:r>
+              <w:t xml:space="preserve">869974725385</w:t>
+            </w:r>
+          </w:p>
+          <w:p>
+            <w:r>
+              <w:t xml:space="preserve">Тел.: </w:t>
+            </w:r>
+            <w:r>
+              <w:t xml:space="preserve">+7 (843) 686-63-93</w:t>
+            </w:r>
+          </w:p>
+          <w:p>
+            <w:r>
+              <w:t xml:space="preserve">E-mail: </w:t>
+            </w:r>
+            <w:r>
+              <w:t xml:space="preserve">gvozd@yandex.ru</w:t>
+            </w:r>
+          </w:p>
+          <w:p/>
+          <w:p>
+            <w:r>
+              <w:t xml:space="preserve">______________ </w:t>
+            </w:r>
+            <w:r>
+              <w:t xml:space="preserve">Гвоздь П. А.</w:t>
+            </w:r>
+          </w:p>
+        </w:tc>
+        <w:tc>
+          <w:tcPr>
+            <w:tcW w:w="4680" w:type="dxa"/>
+          </w:tcPr>
+          <w:p>
+            <w:r>
+              <w:rPr>
+                <w:b/>
+              </w:rPr>
+              <w:t xml:space="preserve">Покупатель:</w:t>
+            </w:r>
+          </w:p>
+          <w:p>
+            <w:r>
+              <w:t xml:space="preserve">Дед Владимир Сергеевич</w:t>
+            </w:r>
+          </w:p>
+          <w:p>
+            <w:r>
+              <w:t xml:space="preserve">Дата рождения: </w:t>
+            </w:r>
+            <w:r>
+              <w:t xml:space="preserve">06.01.1959</w:t>
+            </w:r>
+          </w:p>
+          <w:p>
+            <w:r>
+              <w:t xml:space="preserve">Адрес регистрации: </w:t>
+            </w:r>
+            <w:r>
+              <w:t xml:space="preserve">394000, Республика Татарстан, г. Воронеж, ул. Лесная, д. 30, корп. 1, литера А, пом. 5, оф. 301</w:t>
+            </w:r>
+          </w:p>
+          <w:p>
+            <w:r>
+              <w:t xml:space="preserve">Паспорт </w:t>
+            </w:r>
+            <w:r>
+              <w:t xml:space="preserve">50 05 744991</w:t>
+            </w:r>
+            <w:r>
+              <w:t xml:space="preserve">, выдан ОВД «Тропарёво» г. Москвы 07.02.2008</w:t>
+            </w:r>
+            <w:r>
+              <w:t xml:space="preserve">, код подразделения </w:t>
+            </w:r>
+            <w:r>
+              <w:t xml:space="preserve">925-839</w:t>
+            </w:r>
+          </w:p>
+          <w:p>
+            <w:r>
+              <w:t xml:space="preserve">СНИЛС </w:t>
+            </w:r>
+            <w:r>
+              <w:t xml:space="preserve">776-812-811 47</w:t>
+            </w:r>
+            <w:r>
+              <w:t xml:space="preserve"> ИНН </w:t>
+            </w:r>
+            <w:r>
+              <w:t xml:space="preserve">750238898166</w:t>
+            </w:r>
+          </w:p>
+          <w:p>
+            <w:r>
+              <w:t xml:space="preserve">Тел.: </w:t>
+            </w:r>
+            <w:r>
+              <w:t xml:space="preserve">+7 (812) 883-81-40</w:t>
+            </w:r>
+          </w:p>
+          <w:p>
+            <w:r>
+              <w:t xml:space="preserve">E-mail: </w:t>
+            </w:r>
+            <w:r>
+              <w:t xml:space="preserve">ded@list.ru</w:t>
+            </w:r>
+          </w:p>
+          <w:p/>
+          <w:p>
+            <w:r>
+              <w:t xml:space="preserve">______________ </w:t>
+            </w:r>
+            <w:r>
+              <w:t xml:space="preserve">Дед В. С.</w:t>
+            </w:r>
+          </w:p>
+        </w:tc>
+      </w:tr>
+    </w:tbl>
+    <w:p/>
+    <w:tbl>
+      <w:tblPr>
+        <w:tblW w:w="9360" w:type="dxa"/>
+        <w:tblBorders>
+          <w:top w:val="single" w:sz="4" w:color="auto"/>
+          <w:left w:val="single" w:sz="4" w:color="auto"/>
+          <w:bottom w:val="single" w:sz="4" w:color="auto"/>
+          <w:right w:val="single" w:sz="4" w:color="auto"/>
+          <w:insideH w:val="single" w:sz="4" w:color="auto"/>
+          <w:insideV w:val="single" w:sz="4" w:color="auto"/>
+        </w:tblBorders>
+      </w:tblPr>
+      <w:tblGrid>
+        <w:gridCol w:w="4680"/>
+        <w:gridCol w:w="4680"/>
+      </w:tblGrid>
+      <w:tr>
+        <w:tc>
+          <w:tcPr>
+            <w:tcW w:w="4680" w:type="dxa"/>
+          </w:tcPr>
+          <w:p>
+            <w:r>
               <w:t xml:space="preserve">ИНН: </w:t>
             </w:r>
             <w:r>
@@ -1026,7 +1113,7 @@
         <w:t xml:space="preserve">Адрес склада грузополучателя: </w:t>
       </w:r>
       <w:r>
-        <w:t xml:space="preserve">344002, Республика Татарстан, г. Ростов-на-Дону, ш. Лесная, д. 54, корп. 3, литера А, пом. 5, оф. 148</w:t>
+        <w:t xml:space="preserve">620014, Свердловская обл., г. Екатеринбург, проезд Ленинградская, д. 71, корп. 1, литера А, пом. 5, оф. 431</w:t>
       </w:r>
       <w:r>
         <w:t xml:space="preserve">.</w:t>
@@ -1037,7 +1124,7 @@
         <w:t xml:space="preserve">Кладовщик: </w:t>
       </w:r>
       <w:r>
-        <w:t xml:space="preserve">Петрова Ольга Юрьевна</w:t>
+        <w:t xml:space="preserve">Титова Анна Сергеевна</w:t>
       </w:r>
     </w:p>
     <w:p>
@@ -1045,7 +1132,7 @@
         <w:t xml:space="preserve">Тел. склада: </w:t>
       </w:r>
       <w:r>
-        <w:t xml:space="preserve">+7 (499) 248-60-47</w:t>
+        <w:t xml:space="preserve">+7 (383) 294-46-30</w:t>
       </w:r>
     </w:p>
     <w:p/>
@@ -1115,19 +1202,19 @@
         <w:t xml:space="preserve">Реквизиты для возврата: </w:t>
       </w:r>
       <w:r>
-        <w:t xml:space="preserve">143400, г. Красногорск, просп. Тверская, д. 43, кв. 42</w:t>
+        <w:t xml:space="preserve">420111, г. Казань, просп. Пушкина, д. 83, кв. 22</w:t>
       </w:r>
       <w:r>
         <w:t xml:space="preserve">, ИНН </w:t>
       </w:r>
       <w:r>
-        <w:t xml:space="preserve">6287227805</w:t>
+        <w:t xml:space="preserve">4178222578</w:t>
       </w:r>
       <w:r>
         <w:t xml:space="preserve">, контакт: </w:t>
       </w:r>
       <w:r>
-        <w:t xml:space="preserve">Михайлов Алексей Дмитриевич</w:t>
+        <w:t xml:space="preserve">Сидорова Ирина Олеговна</w:t>
       </w:r>
     </w:p>
   </w:footnote>

--- a/tests/corpus_v2/docs/sale_0002.docx
+++ b/tests/corpus_v2/docs/sale_0002.docx
@@ -175,7 +175,7 @@
         <w:t xml:space="preserve">Расчёты производятся через аккредитив, открываемый Покупателем. Сумма аккредитива: </w:t>
       </w:r>
       <w:r>
-        <w:t xml:space="preserve">Два миллиона триста восемьдесят тысяч два рубля</w:t>
+        <w:t xml:space="preserve">Три миллиона двести восемьдесят тысяч два рубля</w:t>
       </w:r>
       <w:r>
         <w:t xml:space="preserve">, </w:t>
@@ -187,6 +187,101 @@
         <w:t xml:space="preserve">.</w:t>
       </w:r>
     </w:p>
+    <w:p>
+      <w:r>
+        <w:t xml:space="preserve">1.5. </w:t>
+      </w:r>
+      <w:r>
+        <w:t xml:space="preserve">Товар отгружается по товарной накладной ТОРГ-12 № </w:t>
+      </w:r>
+      <w:r>
+        <w:t xml:space="preserve">047895885</w:t>
+      </w:r>
+      <w:r>
+        <w:t xml:space="preserve">. Номенклатурный номер позиции — </w:t>
+      </w:r>
+      <w:r>
+        <w:t xml:space="preserve">049906913</w:t>
+      </w:r>
+      <w:r>
+        <w:t xml:space="preserve">. Изделию присвоен заводской номер </w:t>
+      </w:r>
+      <w:r>
+        <w:t xml:space="preserve">046425187</w:t>
+      </w:r>
+      <w:r>
+        <w:t xml:space="preserve">.</w:t>
+      </w:r>
+    </w:p>
+    <w:p>
+      <w:r>
+        <w:t xml:space="preserve">1.6. </w:t>
+      </w:r>
+      <w:r>
+        <w:t xml:space="preserve">Расходы отражаются по коду цели </w:t>
+      </w:r>
+      <w:r>
+        <w:t xml:space="preserve">047632940</w:t>
+      </w:r>
+      <w:r>
+        <w:t xml:space="preserve">, предусмотренному приказом Минфина России № 157н. </w:t>
+      </w:r>
+      <w:r>
+        <w:t xml:space="preserve">БИК банка Стороны в настоящем разделе не приводится; номер заявки на открытие счёта — </w:t>
+      </w:r>
+      <w:r>
+        <w:t xml:space="preserve">041993119</w:t>
+      </w:r>
+      <w:r>
+        <w:t xml:space="preserve">.</w:t>
+      </w:r>
+    </w:p>
+    <w:p>
+      <w:r>
+        <w:t xml:space="preserve">1.7. </w:t>
+      </w:r>
+      <w:r>
+        <w:t xml:space="preserve">Абоненту открыт лицевой счёт </w:t>
+      </w:r>
+      <w:r>
+        <w:t xml:space="preserve">86486807031</w:t>
+      </w:r>
+      <w:r>
+        <w:t xml:space="preserve">. Приложение учтено за номером </w:t>
+      </w:r>
+      <w:r>
+        <w:t xml:space="preserve">83500599069</w:t>
+      </w:r>
+      <w:r>
+        <w:t xml:space="preserve">. Счётчик имеет заводской номер </w:t>
+      </w:r>
+      <w:r>
+        <w:t xml:space="preserve">80467962878</w:t>
+      </w:r>
+      <w:r>
+        <w:t xml:space="preserve">.</w:t>
+      </w:r>
+    </w:p>
+    <w:p>
+      <w:r>
+        <w:t xml:space="preserve">1.8. </w:t>
+      </w:r>
+      <w:r>
+        <w:t xml:space="preserve">Сведения внесены в реестр за номером </w:t>
+      </w:r>
+      <w:r>
+        <w:t xml:space="preserve">82681984935</w:t>
+      </w:r>
+      <w:r>
+        <w:t xml:space="preserve"> по правилам статьи 434 Гражданского кодекса Российской Федерации. Уведомление направлено за исходящим № </w:t>
+      </w:r>
+      <w:r>
+        <w:t xml:space="preserve">86788835814</w:t>
+      </w:r>
+      <w:r>
+        <w:t xml:space="preserve">.</w:t>
+      </w:r>
+    </w:p>
     <w:p/>
     <w:p>
       <w:r>
@@ -201,7 +296,7 @@
         <w:t xml:space="preserve">2.1. Общая цена Договора: </w:t>
       </w:r>
       <w:r>
-        <w:t xml:space="preserve">не менее 8500000 (Восьми миллионов пятисот тысяч) рублей 50 копеек</w:t>
+        <w:t xml:space="preserve">не менее 877000 (Восьмисот семидесяти семи тысяч) рублей 00 копеек</w:t>
       </w:r>
       <w:r>
         <w:t xml:space="preserve">, НДС не облагается, т.к. применяется УСН</w:t>
@@ -226,7 +321,7 @@
         <w:t xml:space="preserve">2.3. Срок оплаты — </w:t>
       </w:r>
       <w:r>
-        <w:t xml:space="preserve">в течение тридцати банковских дней с момента поступления денежных средств на расчетный счет</w:t>
+        <w:t xml:space="preserve">в течение пяти банковских дней с момента поступления денежных средств на расчетный счет</w:t>
       </w:r>
       <w:r>
         <w:t xml:space="preserve">.</w:t>
@@ -246,7 +341,7 @@
         <w:t xml:space="preserve">, артикул </w:t>
       </w:r>
       <w:r>
-        <w:t xml:space="preserve">RM-5137-68</w:t>
+        <w:t xml:space="preserve">RM-7400-44</w:t>
       </w:r>
       <w:r>
         <w:t xml:space="preserve">, код </w:t>
@@ -306,43 +401,43 @@
         <w:t xml:space="preserve">. Товар отгружается с сопроводительным документом паспорт качества № </w:t>
       </w:r>
       <w:r>
-        <w:t xml:space="preserve">64 07 784502</w:t>
+        <w:t xml:space="preserve">11 10 902123</w:t>
       </w:r>
       <w:r>
         <w:t xml:space="preserve">. К партии приложен паспорт изделия № </w:t>
       </w:r>
       <w:r>
-        <w:t xml:space="preserve">93 04 432696</w:t>
+        <w:t xml:space="preserve">30 12 999540</w:t>
       </w:r>
       <w:r>
         <w:t xml:space="preserve">. Оборудование поставляется с паспортом транспортного средства № </w:t>
       </w:r>
       <w:r>
-        <w:t xml:space="preserve">61 07 823545</w:t>
+        <w:t xml:space="preserve">45 21 619122</w:t>
       </w:r>
       <w:r>
         <w:t xml:space="preserve">. Приёмка производится согласно техническому паспорту </w:t>
       </w:r>
       <w:r>
-        <w:t xml:space="preserve">66 12 577984</w:t>
+        <w:t xml:space="preserve">55 19 800572</w:t>
       </w:r>
       <w:r>
         <w:t xml:space="preserve">. СНИЛС не указан, номер заказа </w:t>
       </w:r>
       <w:r>
-        <w:t xml:space="preserve">216-807-631 70</w:t>
+        <w:t xml:space="preserve">957-282-685 74</w:t>
       </w:r>
       <w:r>
         <w:t xml:space="preserve">. Дата рождения не проставлена, документ выдан </w:t>
       </w:r>
       <w:r>
-        <w:t xml:space="preserve">27.03.2021</w:t>
+        <w:t xml:space="preserve">11.02.2021</w:t>
       </w:r>
       <w:r>
         <w:t xml:space="preserve">. Код подразделения, см. артикул </w:t>
       </w:r>
       <w:r>
-        <w:t xml:space="preserve">112-091</w:t>
+        <w:t xml:space="preserve">615-303</w:t>
       </w:r>
       <w:r>
         <w:t xml:space="preserve">. Цена — </w:t>
@@ -362,25 +457,25 @@
         <w:t xml:space="preserve">Товар маркирован штрихкодом </w:t>
       </w:r>
       <w:r>
-        <w:t xml:space="preserve">4608262004386</w:t>
+        <w:t xml:space="preserve">4605425618873</w:t>
       </w:r>
       <w:r>
         <w:t xml:space="preserve">. Код контрагента по ОКПО — </w:t>
       </w:r>
       <w:r>
-        <w:t xml:space="preserve">2681984935</w:t>
+        <w:t xml:space="preserve">7139288943</w:t>
       </w:r>
       <w:r>
         <w:t xml:space="preserve">. Оборудование учтено под инвентарным номером </w:t>
       </w:r>
       <w:r>
-        <w:t xml:space="preserve">040959564</w:t>
+        <w:t xml:space="preserve">049836799</w:t>
       </w:r>
       <w:r>
         <w:t xml:space="preserve">, складской позиции присвоен номер </w:t>
       </w:r>
       <w:r>
-        <w:t xml:space="preserve">973535386</w:t>
+        <w:t xml:space="preserve">088798179</w:t>
       </w:r>
       <w:r>
         <w:t xml:space="preserve">.</w:t>
@@ -394,19 +489,19 @@
         <w:t xml:space="preserve">Оплата по счёту-фактуре на КБК </w:t>
       </w:r>
       <w:r>
-        <w:t xml:space="preserve">18210101011011000184</w:t>
+        <w:t xml:space="preserve">18210101011011000154</w:t>
       </w:r>
       <w:r>
         <w:t xml:space="preserve">. ИНН не присвоен, регистрационный № </w:t>
       </w:r>
       <w:r>
-        <w:t xml:space="preserve">1304278717</w:t>
+        <w:t xml:space="preserve">4695293175</w:t>
       </w:r>
       <w:r>
         <w:t xml:space="preserve">. ИНН не присвоен, платёжный документ № </w:t>
       </w:r>
       <w:r>
-        <w:t xml:space="preserve">873672256267</w:t>
+        <w:t xml:space="preserve">091353662093</w:t>
       </w:r>
       <w:r>
         <w:t xml:space="preserve">. Заказчик действует в лице </w:t>
@@ -426,13 +521,13 @@
         <w:t xml:space="preserve">Массовая доля влаги в товаре — </w:t>
       </w:r>
       <w:r>
-        <w:t xml:space="preserve">не более 12 %</w:t>
+        <w:t xml:space="preserve">не более 15 %</w:t>
       </w:r>
       <w:r>
         <w:t xml:space="preserve">. Товар подлежит хранению </w:t>
       </w:r>
       <w:r>
-        <w:t xml:space="preserve">в течение 24 часов</w:t>
+        <w:t xml:space="preserve">в течение 12 часов</w:t>
       </w:r>
       <w:r>
         <w:t xml:space="preserve"> при температуре не выше +4 °C. Срок исковой давности по требованиям, вытекающим из Договора, составляет </w:t>
@@ -501,7 +596,7 @@
           </w:tcPr>
           <w:p>
             <w:r>
-              <w:t xml:space="preserve">3128524567</w:t>
+              <w:t xml:space="preserve">9598421295</w:t>
             </w:r>
           </w:p>
         </w:tc>
@@ -529,7 +624,7 @@
         <w:t xml:space="preserve">Полномочия подтверждаются свидетельством о рождении, выдано </w:t>
       </w:r>
       <w:r>
-        <w:t xml:space="preserve">21.10.2012</w:t>
+        <w:t xml:space="preserve">16.12.2015</w:t>
       </w:r>
       <w:r>
         <w:t xml:space="preserve"> отделом ЗАГС.</w:t>
@@ -558,7 +653,7 @@
           </w:tcPr>
           <w:p>
             <w:r>
-              <w:t xml:space="preserve">9</w:t>
+              <w:t xml:space="preserve">8</w:t>
             </w:r>
           </w:p>
         </w:tc>
@@ -608,7 +703,7 @@
         <w:t xml:space="preserve">3.1. Место исполнения обязательств: </w:t>
       </w:r>
       <w:r>
-        <w:t xml:space="preserve">Московская обл., Наро-Фоминский р-н, 62 км автодороги М-9 «Дон», стр. 4</w:t>
+        <w:t xml:space="preserve">Новосибирская обл., Дмитровский р-н, 88 км автодороги М-8 «Дон», стр. 3</w:t>
       </w:r>
       <w:r>
         <w:t xml:space="preserve">.</w:t>
@@ -625,7 +720,7 @@
         <w:t xml:space="preserve"> по телефону </w:t>
       </w:r>
       <w:r>
-        <w:t xml:space="preserve">+7 (495) 420-73-73</w:t>
+        <w:t xml:space="preserve">+7 (812) 285-39-85</w:t>
       </w:r>
       <w:r>
         <w:t xml:space="preserve">.</w:t>
@@ -642,6 +737,110 @@
         <w:t xml:space="preserve">.</w:t>
       </w:r>
     </w:p>
+    <w:p>
+      <w:r>
+        <w:t xml:space="preserve">3.4. </w:t>
+      </w:r>
+      <w:r>
+        <w:t xml:space="preserve">Финансирование ведётся за счёт средств бюджета, КБК </w:t>
+      </w:r>
+      <w:r>
+        <w:t xml:space="preserve">18229308733578131133</w:t>
+      </w:r>
+      <w:r>
+        <w:t xml:space="preserve">. Счётчик имеет заводской номер </w:t>
+      </w:r>
+      <w:r>
+        <w:t xml:space="preserve">39827047276826624056</w:t>
+      </w:r>
+      <w:r>
+        <w:t xml:space="preserve">.</w:t>
+      </w:r>
+    </w:p>
+    <w:p>
+      <w:r>
+        <w:t xml:space="preserve">3.5. </w:t>
+      </w:r>
+      <w:r>
+        <w:t xml:space="preserve">В счёте на оплату указывается УИН </w:t>
+      </w:r>
+      <w:r>
+        <w:t xml:space="preserve">18209820120981404609</w:t>
+      </w:r>
+      <w:r>
+        <w:t xml:space="preserve">. Счёт-проформа к настоящему Договору имеет номер </w:t>
+      </w:r>
+      <w:r>
+        <w:t xml:space="preserve">77719056688612815280</w:t>
+      </w:r>
+      <w:r>
+        <w:t xml:space="preserve">. Очерёдность списания со счёта определяется статьёй 855 Гражданского кодекса Российской Федерации, код вида дохода — </w:t>
+      </w:r>
+      <w:r>
+        <w:t xml:space="preserve">18210434197549057094</w:t>
+      </w:r>
+      <w:r>
+        <w:t xml:space="preserve">.</w:t>
+      </w:r>
+    </w:p>
+    <w:p>
+      <w:r>
+        <w:t xml:space="preserve">3.6. </w:t>
+      </w:r>
+      <w:r>
+        <w:t xml:space="preserve">ИНН иностранного контрагента не присваивается; номер записи в торговом реестре — </w:t>
+      </w:r>
+      <w:r>
+        <w:t xml:space="preserve">2594192218</w:t>
+      </w:r>
+      <w:r>
+        <w:t xml:space="preserve">. ИНН указан в приложении, номер спецификации </w:t>
+      </w:r>
+      <w:r>
+        <w:t xml:space="preserve">6559875629</w:t>
+      </w:r>
+      <w:r>
+        <w:t xml:space="preserve">. ИНН присваивается в порядке статьи 84 Налогового кодекса Российской Федерации; номер решения о постановке на учёт — </w:t>
+      </w:r>
+      <w:r>
+        <w:t xml:space="preserve">9933487064</w:t>
+      </w:r>
+      <w:r>
+        <w:t xml:space="preserve">.</w:t>
+      </w:r>
+    </w:p>
+    <w:p>
+      <w:r>
+        <w:t xml:space="preserve">3.7. </w:t>
+      </w:r>
+      <w:r>
+        <w:t xml:space="preserve">Регистрационный номер партии товара — </w:t>
+      </w:r>
+      <w:r>
+        <w:t xml:space="preserve">8495968697</w:t>
+      </w:r>
+      <w:r>
+        <w:t xml:space="preserve">. Содержание примеси не превышает </w:t>
+      </w:r>
+      <w:r>
+        <w:t xml:space="preserve">0,4 %</w:t>
+      </w:r>
+      <w:r>
+        <w:t xml:space="preserve">. Прибор имеет погрешность не более </w:t>
+      </w:r>
+      <w:r>
+        <w:t xml:space="preserve">0,3 %</w:t>
+      </w:r>
+      <w:r>
+        <w:t xml:space="preserve">. Оборудованию присвоен заводской номер </w:t>
+      </w:r>
+      <w:r>
+        <w:t xml:space="preserve">2627315017</w:t>
+      </w:r>
+      <w:r>
+        <w:t xml:space="preserve">.</w:t>
+      </w:r>
+    </w:p>
     <w:p/>
     <w:p>
       <w:r>
@@ -667,7 +866,7 @@
         <w:t xml:space="preserve">Размер неустойки за нарушение сроков оплаты: </w:t>
       </w:r>
       <w:r>
-        <w:t xml:space="preserve">9% от стоимости неоплаченных работ</w:t>
+        <w:t xml:space="preserve">21% от стоимости неоплаченных работ</w:t>
       </w:r>
       <w:r>
         <w:t xml:space="preserve">, но не более </w:t>
@@ -701,7 +900,7 @@
         <w:t xml:space="preserve">Сторона, для которой создалась невозможность исполнения, обязана уведомить другую Сторону. Срок уведомления — </w:t>
       </w:r>
       <w:r>
-        <w:t xml:space="preserve">в течение семи дней с момента заключения контракта</w:t>
+        <w:t xml:space="preserve">в течение тридцати дней с момента заключения контракта</w:t>
       </w:r>
       <w:r>
         <w:t xml:space="preserve">.</w:t>
@@ -715,7 +914,125 @@
         <w:t xml:space="preserve">Все споры и разногласия решаются путём переговоров. Претензионный порядок обязателен, срок ответа на претензию — </w:t>
       </w:r>
       <w:r>
-        <w:t xml:space="preserve">не позднее 20.10.2025</w:t>
+        <w:t xml:space="preserve">не позднее 10.12.2026</w:t>
+      </w:r>
+      <w:r>
+        <w:t xml:space="preserve">.</w:t>
+      </w:r>
+    </w:p>
+    <w:p>
+      <w:r>
+        <w:t xml:space="preserve">4.6. </w:t>
+      </w:r>
+      <w:r>
+        <w:t xml:space="preserve">ИНН физического лица отсутствует, лицевой счёт абонента </w:t>
+      </w:r>
+      <w:r>
+        <w:t xml:space="preserve">683124354728</w:t>
+      </w:r>
+      <w:r>
+        <w:t xml:space="preserve">. ИНН см. приложение; номенклатурный код — </w:t>
+      </w:r>
+      <w:r>
+        <w:t xml:space="preserve">313301108032</w:t>
+      </w:r>
+      <w:r>
+        <w:t xml:space="preserve">. В силу статьи 86 Налогового кодекса Российской Федерации ИНН запрашивается налоговым органом; номер запроса — </w:t>
+      </w:r>
+      <w:r>
+        <w:t xml:space="preserve">317311652081</w:t>
+      </w:r>
+      <w:r>
+        <w:t xml:space="preserve">.</w:t>
+      </w:r>
+    </w:p>
+    <w:p>
+      <w:r>
+        <w:t xml:space="preserve">4.7. </w:t>
+      </w:r>
+      <w:r>
+        <w:t xml:space="preserve">Номер товарной накладной на партию — </w:t>
+      </w:r>
+      <w:r>
+        <w:t xml:space="preserve">849573376218</w:t>
+      </w:r>
+      <w:r>
+        <w:t xml:space="preserve">. Контрольный модуль имеет заводской номер </w:t>
+      </w:r>
+      <w:r>
+        <w:t xml:space="preserve">888242639674</w:t>
+      </w:r>
+      <w:r>
+        <w:t xml:space="preserve">. Уклон кровли поставляемого сооружения — </w:t>
+      </w:r>
+      <w:r>
+        <w:t xml:space="preserve">8 %</w:t>
+      </w:r>
+      <w:r>
+        <w:t xml:space="preserve">.</w:t>
+      </w:r>
+    </w:p>
+    <w:p>
+      <w:r>
+        <w:t xml:space="preserve">4.8. </w:t>
+      </w:r>
+      <w:r>
+        <w:t xml:space="preserve">Предельная доля иностранного участия по закону — </w:t>
+      </w:r>
+      <w:r>
+        <w:t xml:space="preserve">20 %</w:t>
+      </w:r>
+      <w:r>
+        <w:t xml:space="preserve">, как предусмотрено Федеральным законом о порядке осуществления иностранных инвестиций. Приложение № 3 к Договору содержит долю брака, не превышающую </w:t>
+      </w:r>
+      <w:r>
+        <w:t xml:space="preserve">1,1 %</w:t>
+      </w:r>
+      <w:r>
+        <w:t xml:space="preserve">.</w:t>
+      </w:r>
+    </w:p>
+    <w:p>
+      <w:r>
+        <w:t xml:space="preserve">4.9. </w:t>
+      </w:r>
+      <w:r>
+        <w:t xml:space="preserve">Срок годности товара — </w:t>
+      </w:r>
+      <w:r>
+        <w:t xml:space="preserve">в течение 36 месяцев</w:t>
+      </w:r>
+      <w:r>
+        <w:t xml:space="preserve"> с даты изготовления. Бетонная смесь выдерживается </w:t>
+      </w:r>
+      <w:r>
+        <w:t xml:space="preserve">в течение 48 часов</w:t>
+      </w:r>
+      <w:r>
+        <w:t xml:space="preserve"> при положительной температуре.</w:t>
+      </w:r>
+    </w:p>
+    <w:p>
+      <w:r>
+        <w:t xml:space="preserve">4.10. </w:t>
+      </w:r>
+      <w:r>
+        <w:t xml:space="preserve">Претензии по качеству работ предъявляются </w:t>
+      </w:r>
+      <w:r>
+        <w:t xml:space="preserve">в течение одного года</w:t>
+      </w:r>
+      <w:r>
+        <w:t xml:space="preserve"> в силу статьи 725 Гражданского кодекса Российской Федерации. Поставщик работает на рынке </w:t>
+      </w:r>
+      <w:r>
+        <w:t xml:space="preserve">в течение 16 лет</w:t>
+      </w:r>
+      <w:r>
+        <w:t xml:space="preserve">. Окончание отчётного периода — </w:t>
+      </w:r>
+      <w:r>
+        <w:t xml:space="preserve">не позднее 23.03.2024</w:t>
       </w:r>
       <w:r>
         <w:t xml:space="preserve">.</w:t>
@@ -765,10 +1082,10 @@
         <w:rPr>
           <w:b/>
         </w:rPr>
-        <w:t xml:space="preserve">55</w:t>
-      </w:r>
-      <w:r>
-        <w:t xml:space="preserve">399/054-сс</w:t>
+        <w:t xml:space="preserve">42</w:t>
+      </w:r>
+      <w:r>
+        <w:t xml:space="preserve">471/334-сс</w:t>
       </w:r>
       <w:r>
         <w:t xml:space="preserve">.</w:t>
@@ -782,10 +1099,10 @@
         <w:rPr>
           <w:b/>
         </w:rPr>
-        <w:t xml:space="preserve">6 4</w:t>
-      </w:r>
-      <w:r>
-        <w:t xml:space="preserve">70 002,4 рубля</w:t>
+        <w:t xml:space="preserve">67 0</w:t>
+      </w:r>
+      <w:r>
+        <w:t xml:space="preserve">00 002,5 рубля</w:t>
       </w:r>
       <w:r>
         <w:t xml:space="preserve">.</w:t>
@@ -813,7 +1130,7 @@
         <w:t xml:space="preserve">9.4. Контрольная запись: </w:t>
       </w:r>
       <w:r>
-        <w:t xml:space="preserve">в тeчение 45 (Сорока пяти) рабочих дней со дня предъявления требования</w:t>
+        <w:t xml:space="preserve">в тeчение 30 (Тридцати) рабочих дней со дня предъявления требования</w:t>
       </w:r>
       <w:r>
         <w:t xml:space="preserve">.</w:t>
@@ -876,7 +1193,7 @@
               <w:t xml:space="preserve">Адрес регистрации: </w:t>
             </w:r>
             <w:r>
-              <w:t xml:space="preserve">Республика Татарстан, Дмитровский р-н, 64 км автодороги М-4 «Дон», стр. 4</w:t>
+              <w:t xml:space="preserve">170100, Краснодарский край, г. Тверь, бул. Тверская, д. 1, корп. 2, литера А, пом. 27, оф. 239</w:t>
             </w:r>
           </w:p>
           <w:p>
@@ -915,7 +1232,7 @@
               <w:t xml:space="preserve">Тел.: </w:t>
             </w:r>
             <w:r>
-              <w:t xml:space="preserve">+7 (843) 686-63-93</w:t>
+              <w:t xml:space="preserve">+7 (495) 747-19-18</w:t>
             </w:r>
           </w:p>
           <w:p>
@@ -923,7 +1240,7 @@
               <w:t xml:space="preserve">E-mail: </w:t>
             </w:r>
             <w:r>
-              <w:t xml:space="preserve">gvozd@yandex.ru</w:t>
+              <w:t xml:space="preserve">gvozd@inbox.ru</w:t>
             </w:r>
           </w:p>
           <w:p/>
@@ -966,7 +1283,7 @@
               <w:t xml:space="preserve">Адрес регистрации: </w:t>
             </w:r>
             <w:r>
-              <w:t xml:space="preserve">394000, Республика Татарстан, г. Воронеж, ул. Лесная, д. 30, корп. 1, литера А, пом. 5, оф. 301</w:t>
+              <w:t xml:space="preserve">Краснодарский край, Дмитровский р-н, 76 км автодороги М-9 «Дон», стр. 4</w:t>
             </w:r>
           </w:p>
           <w:p>
@@ -1005,7 +1322,7 @@
               <w:t xml:space="preserve">Тел.: </w:t>
             </w:r>
             <w:r>
-              <w:t xml:space="preserve">+7 (812) 883-81-40</w:t>
+              <w:t xml:space="preserve">+7 (499) 797-63-85</w:t>
             </w:r>
           </w:p>
           <w:p>
@@ -1113,7 +1430,7 @@
         <w:t xml:space="preserve">Адрес склада грузополучателя: </w:t>
       </w:r>
       <w:r>
-        <w:t xml:space="preserve">620014, Свердловская обл., г. Екатеринбург, проезд Ленинградская, д. 71, корп. 1, литера А, пом. 5, оф. 431</w:t>
+        <w:t xml:space="preserve">Ленинградская обл., Наро-Фоминский р-н, 88 км автодороги М-8 «Дон», стр. 4</w:t>
       </w:r>
       <w:r>
         <w:t xml:space="preserve">.</w:t>
@@ -1124,7 +1441,7 @@
         <w:t xml:space="preserve">Кладовщик: </w:t>
       </w:r>
       <w:r>
-        <w:t xml:space="preserve">Титова Анна Сергеевна</w:t>
+        <w:t xml:space="preserve">Петрова Вера Петровна</w:t>
       </w:r>
     </w:p>
     <w:p>
@@ -1132,7 +1449,7 @@
         <w:t xml:space="preserve">Тел. склада: </w:t>
       </w:r>
       <w:r>
-        <w:t xml:space="preserve">+7 (383) 294-46-30</w:t>
+        <w:t xml:space="preserve">+7 (846) 371-27-96</w:t>
       </w:r>
     </w:p>
     <w:p/>
@@ -1202,19 +1519,19 @@
         <w:t xml:space="preserve">Реквизиты для возврата: </w:t>
       </w:r>
       <w:r>
-        <w:t xml:space="preserve">420111, г. Казань, просп. Пушкина, д. 83, кв. 22</w:t>
+        <w:t xml:space="preserve">170100, г. Тверь, ул. Строителей, д. 65, кв. 191</w:t>
       </w:r>
       <w:r>
         <w:t xml:space="preserve">, ИНН </w:t>
       </w:r>
       <w:r>
-        <w:t xml:space="preserve">4178222578</w:t>
+        <w:t xml:space="preserve">5041810652</w:t>
       </w:r>
       <w:r>
         <w:t xml:space="preserve">, контакт: </w:t>
       </w:r>
       <w:r>
-        <w:t xml:space="preserve">Сидорова Ирина Олеговна</w:t>
+        <w:t xml:space="preserve">Морозов Иван Иванович</w:t>
       </w:r>
     </w:p>
   </w:footnote>

--- a/tests/corpus_v2/docs/sale_0002.docx
+++ b/tests/corpus_v2/docs/sale_0002.docx
@@ -1131,6 +1131,37 @@
       </w:r>
       <w:r>
         <w:t xml:space="preserve">в тeчение 30 (Тридцати) рабочих дней со дня предъявления требования</w:t>
+      </w:r>
+      <w:r>
+        <w:t xml:space="preserve">.</w:t>
+      </w:r>
+    </w:p>
+    <w:p/>
+    <w:p>
+      <w:r>
+        <w:rPr>
+          <w:b/>
+        </w:rPr>
+        <w:t xml:space="preserve">6. ОСОБЫЕ УСЛОВИЯ ОТДЕЛЬНЫХ ВИДОВ ДАННЫХ</w:t>
+      </w:r>
+    </w:p>
+    <w:p>
+      <w:r>
+        <w:t xml:space="preserve">6.1. Полномочия представителя подтверждены доверенностью, реестровый номер </w:t>
+      </w:r>
+      <w:r>
+        <w:t xml:space="preserve">77/714-н/77-2024-1-502</w:t>
+      </w:r>
+      <w:r>
+        <w:t xml:space="preserve">.</w:t>
+      </w:r>
+    </w:p>
+    <w:p>
+      <w:r>
+        <w:t xml:space="preserve">6.2. Для сопоставления в учёте указывается: </w:t>
+      </w:r>
+      <w:r>
+        <w:t xml:space="preserve">срок действия 12/2024-06/2025</w:t>
       </w:r>
       <w:r>
         <w:t xml:space="preserve">.</w:t>

--- a/tests/corpus_v2/docs/sale_0002.docx
+++ b/tests/corpus_v2/docs/sale_0002.docx
@@ -1147,21 +1147,87 @@
     </w:p>
     <w:p>
       <w:r>
-        <w:t xml:space="preserve">6.1. Полномочия представителя подтверждены доверенностью, реестровый номер </w:t>
-      </w:r>
-      <w:r>
-        <w:t xml:space="preserve">77/714-н/77-2024-1-502</w:t>
-      </w:r>
-      <w:r>
-        <w:t xml:space="preserve">.</w:t>
-      </w:r>
-    </w:p>
-    <w:p>
-      <w:r>
-        <w:t xml:space="preserve">6.2. Для сопоставления в учёте указывается: </w:t>
-      </w:r>
-      <w:r>
-        <w:t xml:space="preserve">срок действия 12/2024-06/2025</w:t>
+        <w:t xml:space="preserve">6.1. Работы выполняются на основании ранее заключённого Договора № </w:t>
+      </w:r>
+      <w:r>
+        <w:t xml:space="preserve">118/2024-А</w:t>
+      </w:r>
+      <w:r>
+        <w:t xml:space="preserve"> между теми же сторонами.</w:t>
+      </w:r>
+    </w:p>
+    <w:p>
+      <w:r>
+        <w:t xml:space="preserve">6.2. Первичные документы: </w:t>
+      </w:r>
+      <w:r>
+        <w:t xml:space="preserve">как указано в пункте 4.2 настоящего Договора</w:t>
+      </w:r>
+      <w:r>
+        <w:t xml:space="preserve">.</w:t>
+      </w:r>
+    </w:p>
+    <w:p>
+      <w:r>
+        <w:t xml:space="preserve">6.3. Запись о лицензии внесена в реестр за регистрационным номером </w:t>
+      </w:r>
+      <w:r>
+        <w:t xml:space="preserve">509118266</w:t>
+      </w:r>
+      <w:r>
+        <w:t xml:space="preserve">.</w:t>
+      </w:r>
+    </w:p>
+    <w:p>
+      <w:r>
+        <w:t xml:space="preserve">6.4. Внутренний учёт ведётся отдельно: </w:t>
+      </w:r>
+      <w:r>
+        <w:t xml:space="preserve">инвентарный номер 123456789</w:t>
+      </w:r>
+      <w:r>
+        <w:t xml:space="preserve">.</w:t>
+      </w:r>
+    </w:p>
+    <w:p>
+      <w:r>
+        <w:t xml:space="preserve">6.5. Полномочия представителя подтверждены доверенностью, реестровый номер </w:t>
+      </w:r>
+      <w:r>
+        <w:t xml:space="preserve">23/5-н/23-2025-2-1104</w:t>
+      </w:r>
+      <w:r>
+        <w:t xml:space="preserve">.</w:t>
+      </w:r>
+    </w:p>
+    <w:p>
+      <w:r>
+        <w:t xml:space="preserve">6.6. Для сопоставления в учёте указывается: </w:t>
+      </w:r>
+      <w:r>
+        <w:t xml:space="preserve">ГОСТ Р 52044-2003</w:t>
+      </w:r>
+      <w:r>
+        <w:t xml:space="preserve">.</w:t>
+      </w:r>
+    </w:p>
+    <w:p>
+      <w:r>
+        <w:t xml:space="preserve">6.7. Решение принято большинством в </w:t>
+      </w:r>
+      <w:r>
+        <w:t xml:space="preserve">51 % акций</w:t>
+      </w:r>
+      <w:r>
+        <w:t xml:space="preserve"> от общего числа голосов членов совета директоров.</w:t>
+      </w:r>
+    </w:p>
+    <w:p>
+      <w:r>
+        <w:t xml:space="preserve">6.8. Кворум определяется уставом: </w:t>
+      </w:r>
+      <w:r>
+        <w:t xml:space="preserve">доля брака не превышает 1 % партии</w:t>
       </w:r>
       <w:r>
         <w:t xml:space="preserve">.</w:t>

--- a/tests/corpus_v2/docs/sale_0002.docx
+++ b/tests/corpus_v2/docs/sale_0002.docx
@@ -1147,10 +1147,32 @@
     </w:p>
     <w:p>
       <w:r>
-        <w:t xml:space="preserve">6.1. Работы выполняются на основании ранее заключённого Договора № </w:t>
-      </w:r>
-      <w:r>
-        <w:t xml:space="preserve">118/2024-А</w:t>
+        <w:t xml:space="preserve">6.1. Стороны ранее заключили </w:t>
+      </w:r>
+      <w:r>
+        <w:t xml:space="preserve">договор уступки права требования</w:t>
+      </w:r>
+      <w:r>
+        <w:t xml:space="preserve"> на сопоставимых условиях.</w:t>
+      </w:r>
+    </w:p>
+    <w:p>
+      <w:r>
+        <w:t xml:space="preserve">6.2. Прочие условия: </w:t>
+      </w:r>
+      <w:r>
+        <w:t xml:space="preserve">отношения сторон регулируются гражданским законодательством</w:t>
+      </w:r>
+      <w:r>
+        <w:t xml:space="preserve">.</w:t>
+      </w:r>
+    </w:p>
+    <w:p>
+      <w:r>
+        <w:t xml:space="preserve">6.3. Работы выполняются на основании ранее заключённого Договора № </w:t>
+      </w:r>
+      <w:r>
+        <w:t xml:space="preserve">2/17</w:t>
       </w:r>
       <w:r>
         <w:t xml:space="preserve"> между теми же сторонами.</w:t>
@@ -1158,29 +1180,73 @@
     </w:p>
     <w:p>
       <w:r>
-        <w:t xml:space="preserve">6.2. Первичные документы: </w:t>
-      </w:r>
-      <w:r>
-        <w:t xml:space="preserve">как указано в пункте 4.2 настоящего Договора</w:t>
-      </w:r>
-      <w:r>
-        <w:t xml:space="preserve">.</w:t>
-      </w:r>
-    </w:p>
-    <w:p>
-      <w:r>
-        <w:t xml:space="preserve">6.3. Запись о лицензии внесена в реестр за регистрационным номером </w:t>
-      </w:r>
-      <w:r>
-        <w:t xml:space="preserve">509118266</w:t>
-      </w:r>
-      <w:r>
-        <w:t xml:space="preserve">.</w:t>
-      </w:r>
-    </w:p>
-    <w:p>
-      <w:r>
-        <w:t xml:space="preserve">6.4. Внутренний учёт ведётся отдельно: </w:t>
+        <w:t xml:space="preserve">6.4. Первичные документы: </w:t>
+      </w:r>
+      <w:r>
+        <w:t xml:space="preserve">счёт-фактура выставлена без ссылки на номер</w:t>
+      </w:r>
+      <w:r>
+        <w:t xml:space="preserve">.</w:t>
+      </w:r>
+    </w:p>
+    <w:p>
+      <w:r>
+        <w:t xml:space="preserve">6.5. Паспорт гражданина Российской Федерации выдан </w:t>
+      </w:r>
+      <w:r>
+        <w:t xml:space="preserve">ОУФМС России по Тверской области в Заволжском р-не</w:t>
+      </w:r>
+      <w:r>
+        <w:t xml:space="preserve">, паспорт предъявлен при подписании.</w:t>
+      </w:r>
+    </w:p>
+    <w:p>
+      <w:r>
+        <w:t xml:space="preserve">6.6. Сопутствующие сведения: </w:t>
+      </w:r>
+      <w:r>
+        <w:t xml:space="preserve">доверенность выдана сроком на три года без права передоверия</w:t>
+      </w:r>
+      <w:r>
+        <w:t xml:space="preserve">.</w:t>
+      </w:r>
+    </w:p>
+    <w:p>
+      <w:r>
+        <w:t xml:space="preserve">6.7. Запись о государственной регистрации внесена регистрирующим органом: </w:t>
+      </w:r>
+      <w:r>
+        <w:t xml:space="preserve">УФНС России по Республике Татарстан</w:t>
+      </w:r>
+      <w:r>
+        <w:t xml:space="preserve">.</w:t>
+      </w:r>
+    </w:p>
+    <w:p>
+      <w:r>
+        <w:t xml:space="preserve">6.8. Общие сведения о регистрации: </w:t>
+      </w:r>
+      <w:r>
+        <w:t xml:space="preserve">отчётность представляется в налоговый орган по месту учёта</w:t>
+      </w:r>
+      <w:r>
+        <w:t xml:space="preserve">.</w:t>
+      </w:r>
+    </w:p>
+    <w:p>
+      <w:r>
+        <w:t xml:space="preserve">6.9. Запись о лицензии внесена в реестр за регистрационным номером </w:t>
+      </w:r>
+      <w:r>
+        <w:t xml:space="preserve">895217304</w:t>
+      </w:r>
+      <w:r>
+        <w:t xml:space="preserve">.</w:t>
+      </w:r>
+    </w:p>
+    <w:p>
+      <w:r>
+        <w:t xml:space="preserve">6.10. Внутренний учёт ведётся отдельно: </w:t>
       </w:r>
       <w:r>
         <w:t xml:space="preserve">инвентарный номер 123456789</w:t>
@@ -1191,32 +1257,32 @@
     </w:p>
     <w:p>
       <w:r>
-        <w:t xml:space="preserve">6.5. Полномочия представителя подтверждены доверенностью, реестровый номер </w:t>
-      </w:r>
-      <w:r>
-        <w:t xml:space="preserve">23/5-н/23-2025-2-1104</w:t>
-      </w:r>
-      <w:r>
-        <w:t xml:space="preserve">.</w:t>
-      </w:r>
-    </w:p>
-    <w:p>
-      <w:r>
-        <w:t xml:space="preserve">6.6. Для сопоставления в учёте указывается: </w:t>
-      </w:r>
-      <w:r>
-        <w:t xml:space="preserve">ГОСТ Р 52044-2003</w:t>
-      </w:r>
-      <w:r>
-        <w:t xml:space="preserve">.</w:t>
-      </w:r>
-    </w:p>
-    <w:p>
-      <w:r>
-        <w:t xml:space="preserve">6.7. Решение принято большинством в </w:t>
-      </w:r>
-      <w:r>
-        <w:t xml:space="preserve">51 % акций</w:t>
+        <w:t xml:space="preserve">6.11. Полномочия представителя подтверждены доверенностью, реестровый номер </w:t>
+      </w:r>
+      <w:r>
+        <w:t xml:space="preserve">77/714-н/77-2024-1-502</w:t>
+      </w:r>
+      <w:r>
+        <w:t xml:space="preserve">.</w:t>
+      </w:r>
+    </w:p>
+    <w:p>
+      <w:r>
+        <w:t xml:space="preserve">6.12. Для сопоставления в учёте указывается: </w:t>
+      </w:r>
+      <w:r>
+        <w:t xml:space="preserve">кадастровый номер 77:01:0004012:2211</w:t>
+      </w:r>
+      <w:r>
+        <w:t xml:space="preserve">.</w:t>
+      </w:r>
+    </w:p>
+    <w:p>
+      <w:r>
+        <w:t xml:space="preserve">6.13. Решение принято большинством в </w:t>
+      </w:r>
+      <w:r>
+        <w:t xml:space="preserve">40 % уставного капитала</w:t>
       </w:r>
       <w:r>
         <w:t xml:space="preserve"> от общего числа голосов членов совета директоров.</w:t>
@@ -1224,7 +1290,7 @@
     </w:p>
     <w:p>
       <w:r>
-        <w:t xml:space="preserve">6.8. Кворум определяется уставом: </w:t>
+        <w:t xml:space="preserve">6.14. Кворум определяется уставом: </w:t>
       </w:r>
       <w:r>
         <w:t xml:space="preserve">доля брака не превышает 1 % партии</w:t>

--- a/tests/corpus_v2/docs/sale_0002.docx
+++ b/tests/corpus_v2/docs/sale_0002.docx
@@ -39,7 +39,7 @@
         <w:t xml:space="preserve">     </w:t>
       </w:r>
       <w:r>
-        <w:t xml:space="preserve">13.07.2024 г.</w:t>
+        <w:t xml:space="preserve">тринадцатого июля 2024 года</w:t>
       </w:r>
     </w:p>
     <w:p/>
